--- a/skills/phong-hcqt/assets/hop-dong.docx
+++ b/skills/phong-hcqt/assets/hop-dong.docx
@@ -1,5 +1,102 @@
 
-<file path=word/document.xml><?xml version="1.0" encoding="utf-8"?>
+<file path=./[Content_Types].xml><?xml version="1.0" encoding="utf-8"?>
+<Types xmlns="http://schemas.openxmlformats.org/package/2006/content-types">
+  <Default Extension="rels" ContentType="application/vnd.openxmlformats-package.relationships+xml"/>
+  <Default Extension="xml" ContentType="application/xml"/>
+  <Override PartName="/word/document.xml" ContentType="application/vnd.openxmlformats-officedocument.wordprocessingml.document.main+xml"/>
+  <Override PartName="/customXml/itemProps1.xml" ContentType="application/vnd.openxmlformats-officedocument.customXmlProperties+xml"/>
+  <Override PartName="/word/numbering.xml" ContentType="application/vnd.openxmlformats-officedocument.wordprocessingml.numbering+xml"/>
+  <Override PartName="/word/styles.xml" ContentType="application/vnd.openxmlformats-officedocument.wordprocessingml.styles+xml"/>
+  <Override PartName="/word/settings.xml" ContentType="application/vnd.openxmlformats-officedocument.wordprocessingml.settings+xml"/>
+  <Override PartName="/word/webSettings.xml" ContentType="application/vnd.openxmlformats-officedocument.wordprocessingml.webSettings+xml"/>
+  <Override PartName="/word/footnotes.xml" ContentType="application/vnd.openxmlformats-officedocument.wordprocessingml.footnotes+xml"/>
+  <Override PartName="/word/endnotes.xml" ContentType="application/vnd.openxmlformats-officedocument.wordprocessingml.endnotes+xml"/>
+  <Override PartName="/word/header1.xml" ContentType="application/vnd.openxmlformats-officedocument.wordprocessingml.header+xml"/>
+  <Override PartName="/word/fontTable.xml" ContentType="application/vnd.openxmlformats-officedocument.wordprocessingml.fontTable+xml"/>
+  <Override PartName="/word/theme/theme1.xml" ContentType="application/vnd.openxmlformats-officedocument.theme+xml"/>
+  <Override PartName="/docProps/core.xml" ContentType="application/vnd.openxmlformats-package.core-properties+xml"/>
+  <Override PartName="/docProps/app.xml" ContentType="application/vnd.openxmlformats-officedocument.extended-properties+xml"/>
+  <Override PartName="/docProps/custom.xml" ContentType="application/vnd.openxmlformats-officedocument.custom-properties+xml"/>
+</Types>
+</file>
+
+<file path=./customXml/item1.xml><?xml version="1.0" encoding="utf-8"?>
+<s:customData xmlns="http://www.wps.cn/officeDocument/2013/wpsCustomData" xmlns:s="http://www.wps.cn/officeDocument/2013/wpsCustomData">
+  <customSectProps/>
+  <customShpExts>
+    <customShpInfo spid="_x0000_s1026" textRotate="1"/>
+  </customShpExts>
+</s:customData>
+</file>
+
+<file path=./customXml/itemProps1.xml><?xml version="1.0" encoding="utf-8"?>
+<ds:datastoreItem xmlns:ds="http://schemas.openxmlformats.org/officeDocument/2006/customXml" ds:itemID="{B1977F7D-205B-4081-913C-38D41E755F92}">
+  <ds:schemaRefs>
+    <ds:schemaRef ds:uri="http://www.wps.cn/officeDocument/2013/wpsCustomData"/>
+  </ds:schemaRefs>
+</ds:datastoreItem>
+</file>
+
+<file path=./docProps/app.xml><?xml version="1.0" encoding="utf-8"?>
+<Properties xmlns="http://schemas.openxmlformats.org/officeDocument/2006/extended-properties" xmlns:vt="http://schemas.openxmlformats.org/officeDocument/2006/docPropsVTypes">
+  <Template>Normal.dotm</Template>
+  <TotalTime>786</TotalTime>
+  <Pages>9</Pages>
+  <Words>2103</Words>
+  <Characters>11988</Characters>
+  <Application>Microsoft Office Word</Application>
+  <DocSecurity>0</DocSecurity>
+  <Lines>99</Lines>
+  <Paragraphs>28</Paragraphs>
+  <ScaleCrop>false</ScaleCrop>
+  <HeadingPairs>
+    <vt:vector size="2" baseType="variant">
+      <vt:variant>
+        <vt:lpstr>Title</vt:lpstr>
+      </vt:variant>
+      <vt:variant>
+        <vt:i4>1</vt:i4>
+      </vt:variant>
+    </vt:vector>
+  </HeadingPairs>
+  <TitlesOfParts>
+    <vt:vector size="1" baseType="lpstr">
+      <vt:lpstr/>
+    </vt:vector>
+  </TitlesOfParts>
+  <Company/>
+  <LinksUpToDate>false</LinksUpToDate>
+  <CharactersWithSpaces>14063</CharactersWithSpaces>
+  <SharedDoc>false</SharedDoc>
+  <HyperlinksChanged>false</HyperlinksChanged>
+  <AppVersion>16.0000</AppVersion>
+</Properties>
+</file>
+
+<file path=./docProps/core.xml><?xml version="1.0" encoding="utf-8"?>
+<cp:coreProperties xmlns:cp="http://schemas.openxmlformats.org/package/2006/metadata/core-properties" xmlns:dc="http://purl.org/dc/elements/1.1/" xmlns:dcterms="http://purl.org/dc/terms/" xmlns:dcmitype="http://purl.org/dc/dcmitype/" xmlns:xsi="http://www.w3.org/2001/XMLSchema-instance">
+  <dc:title/>
+  <dc:creator>lý phan</dc:creator>
+  <cp:lastModifiedBy>Dương KTDA</cp:lastModifiedBy>
+  <cp:revision>84</cp:revision>
+  <cp:lastPrinted>2026-04-15T01:26:00Z</cp:lastPrinted>
+  <dcterms:created xsi:type="dcterms:W3CDTF">2025-12-08T09:24:00Z</dcterms:created>
+  <dcterms:modified xsi:type="dcterms:W3CDTF">2026-05-22T07:52:00Z</dcterms:modified>
+</cp:coreProperties>
+</file>
+
+<file path=./docProps/custom.xml><?xml version="1.0" encoding="utf-8"?>
+<Properties xmlns="http://schemas.openxmlformats.org/officeDocument/2006/custom-properties" xmlns:vt="http://schemas.openxmlformats.org/officeDocument/2006/docPropsVTypes">
+  <property fmtid="{D5CDD505-2E9C-101B-9397-08002B2CF9AE}" pid="2" name="KSOProductBuildVer">
+    <vt:lpwstr>1033-12.2.0.18607</vt:lpwstr>
+  </property>
+  <property fmtid="{D5CDD505-2E9C-101B-9397-08002B2CF9AE}" pid="3" name="ICV">
+    <vt:lpwstr>02152881DA7C48C98D48A52804334D6F_13</vt:lpwstr>
+  </property>
+</Properties>
+</file>
+
+<file path=./word/document.xml><?xml version="1.0" encoding="utf-8"?>
 <w:document xmlns:wpc="http://schemas.microsoft.com/office/word/2010/wordprocessingCanvas" xmlns:cx="http://schemas.microsoft.com/office/drawing/2014/chartex" xmlns:cx1="http://schemas.microsoft.com/office/drawing/2015/9/8/chartex" xmlns:cx2="http://schemas.microsoft.com/office/drawing/2015/10/21/chartex" xmlns:cx3="http://schemas.microsoft.com/office/drawing/2016/5/9/chartex" xmlns:cx4="http://schemas.microsoft.com/office/drawing/2016/5/10/chartex" xmlns:cx5="http://schemas.microsoft.com/office/drawing/2016/5/11/chartex" xmlns:cx6="http://schemas.microsoft.com/office/drawing/2016/5/12/chartex" xmlns:cx7="http://schemas.microsoft.com/office/drawing/2016/5/13/chartex" xmlns:cx8="http://schemas.microsoft.com/office/drawing/2016/5/14/chartex" xmlns:mc="http://schemas.openxmlformats.org/markup-compatibility/2006" xmlns:aink="http://schemas.microsoft.com/office/drawing/2016/ink" xmlns:am3d="http://schemas.microsoft.com/office/drawing/2017/model3d" xmlns:o="urn:schemas-microsoft-com:office:office" xmlns:oel="http://schemas.microsoft.com/office/2019/extlst" xmlns:r="http://schemas.openxmlformats.org/officeDocument/2006/relationships" xmlns:m="http://schemas.openxmlformats.org/officeDocument/2006/math" xmlns:v="urn:schemas-microsoft-com:vml" xmlns:wp14="http://schemas.microsoft.com/office/word/2010/wordprocessingDrawing" xmlns:wp="http://schemas.openxmlformats.org/drawingml/2006/wordprocessingDrawing" xmlns:w10="urn:schemas-microsoft-com:office:word" xmlns:w="http://schemas.openxmlformats.org/wordprocessingml/2006/main" xmlns:w14="http://schemas.microsoft.com/office/word/2010/wordml" xmlns:w15="http://schemas.microsoft.com/office/word/2012/wordml" xmlns:w16cex="http://schemas.microsoft.com/office/word/2018/wordml/cex" xmlns:w16="http://schemas.microsoft.com/office/word/2018/wordml" xmlns:w16du="http://schemas.microsoft.com/office/word/2023/wordml/word16du" xmlns:w16sdtdh="http://schemas.microsoft.com/office/word/2020/wordml/sdtdatahash" xmlns:w16se="http://schemas.microsoft.com/office/word/2015/wordml/symex" xmlns:wpg="http://schemas.microsoft.com/office/word/2010/wordprocessingGroup" xmlns:wpi="http://schemas.microsoft.com/office/word/2010/wordprocessingInk" xmlns:wne="http://schemas.microsoft.com/office/word/2006/wordml" xmlns:wps="http://schemas.microsoft.com/office/word/2010/wordprocessingShape">
   <w:body>
     <w:p>
@@ -12089,7 +12186,7 @@
 </w:document>
 </file>
 
-<file path=word/endnotes.xml><?xml version="1.0" encoding="utf-8"?>
+<file path=./word/endnotes.xml><?xml version="1.0" encoding="utf-8"?>
 <w:endnotes xmlns:wpc="http://schemas.microsoft.com/office/word/2010/wordprocessingCanvas" xmlns:cx="http://schemas.microsoft.com/office/drawing/2014/chartex" xmlns:cx1="http://schemas.microsoft.com/office/drawing/2015/9/8/chartex" xmlns:cx2="http://schemas.microsoft.com/office/drawing/2015/10/21/chartex" xmlns:cx3="http://schemas.microsoft.com/office/drawing/2016/5/9/chartex" xmlns:cx4="http://schemas.microsoft.com/office/drawing/2016/5/10/chartex" xmlns:cx5="http://schemas.microsoft.com/office/drawing/2016/5/11/chartex" xmlns:cx6="http://schemas.microsoft.com/office/drawing/2016/5/12/chartex" xmlns:cx7="http://schemas.microsoft.com/office/drawing/2016/5/13/chartex" xmlns:cx8="http://schemas.microsoft.com/office/drawing/2016/5/14/chartex" xmlns:mc="http://schemas.openxmlformats.org/markup-compatibility/2006" xmlns:aink="http://schemas.microsoft.com/office/drawing/2016/ink" xmlns:am3d="http://schemas.microsoft.com/office/drawing/2017/model3d" xmlns:o="urn:schemas-microsoft-com:office:office" xmlns:oel="http://schemas.microsoft.com/office/2019/extlst" xmlns:r="http://schemas.openxmlformats.org/officeDocument/2006/relationships" xmlns:m="http://schemas.openxmlformats.org/officeDocument/2006/math" xmlns:v="urn:schemas-microsoft-com:vml" xmlns:wp14="http://schemas.microsoft.com/office/word/2010/wordprocessingDrawing" xmlns:wp="http://schemas.openxmlformats.org/drawingml/2006/wordprocessingDrawing" xmlns:w10="urn:schemas-microsoft-com:office:word" xmlns:w="http://schemas.openxmlformats.org/wordprocessingml/2006/main" xmlns:w14="http://schemas.microsoft.com/office/word/2010/wordml" xmlns:w15="http://schemas.microsoft.com/office/word/2012/wordml" xmlns:w16cex="http://schemas.microsoft.com/office/word/2018/wordml/cex" xmlns:w16="http://schemas.microsoft.com/office/word/2018/wordml" xmlns:w16du="http://schemas.microsoft.com/office/word/2023/wordml/word16du" xmlns:w16sdtdh="http://schemas.microsoft.com/office/word/2020/wordml/sdtdatahash" xmlns:w16se="http://schemas.microsoft.com/office/word/2015/wordml/symex" xmlns:wpg="http://schemas.microsoft.com/office/word/2010/wordprocessingGroup" xmlns:wpi="http://schemas.microsoft.com/office/word/2010/wordprocessingInk" xmlns:wne="http://schemas.microsoft.com/office/word/2006/wordml" xmlns:wps="http://schemas.microsoft.com/office/word/2010/wordprocessingShape">
   <w:endnote w:type="separator" w:id="-1">
     <w:p>
@@ -12114,7 +12211,97 @@
 </w:endnotes>
 </file>
 
-<file path=word/footnotes.xml><?xml version="1.0" encoding="utf-8"?>
+<file path=./word/fontTable.xml><?xml version="1.0" encoding="utf-8"?>
+<w:fonts xmlns:mc="http://schemas.openxmlformats.org/markup-compatibility/2006" xmlns:r="http://schemas.openxmlformats.org/officeDocument/2006/relationships" xmlns:w="http://schemas.openxmlformats.org/wordprocessingml/2006/main" xmlns:w14="http://schemas.microsoft.com/office/word/2010/wordml" xmlns:w15="http://schemas.microsoft.com/office/word/2012/wordml" xmlns:w16cex="http://schemas.microsoft.com/office/word/2018/wordml/cex" xmlns:w16="http://schemas.microsoft.com/office/word/2018/wordml" xmlns:w16du="http://schemas.microsoft.com/office/word/2023/wordml/word16du" xmlns:w16sdtdh="http://schemas.microsoft.com/office/word/2020/wordml/sdtdatahash" xmlns:w16se="http://schemas.microsoft.com/office/word/2015/wordml/symex">
+  <w:font w:name="Times New Roman">
+    <w:panose1 w:val="02020603050405020304"/>
+    <w:family w:val="roman"/>
+    <w:pitch w:val="variable"/>
+    <w:sig w:usb0="E0002EFF" w:usb1="C000785B" w:usb2="00000009" w:usb3="00000000" w:csb0="000001FF" w:csb1="00000000"/>
+  </w:font>
+  <w:font w:name="Courier New">
+    <w:panose1 w:val="02070309020205020404"/>
+    <w:family w:val="modern"/>
+    <w:pitch w:val="fixed"/>
+    <w:sig w:usb0="E0002EFF" w:usb1="C0007843" w:usb2="00000009" w:usb3="00000000" w:csb0="000001FF" w:csb1="00000000"/>
+  </w:font>
+  <w:font w:name="Wingdings">
+    <w:panose1 w:val="05000000000000000000"/>
+    <w:family w:val="auto"/>
+    <w:pitch w:val="variable"/>
+    <w:sig w:usb0="00000000" w:usb1="10000000" w:usb2="00000000" w:usb3="00000000" w:csb0="80000000" w:csb1="00000000"/>
+  </w:font>
+  <w:font w:name="Symbol">
+    <w:panose1 w:val="05050102010706020507"/>
+    <w:family w:val="roman"/>
+    <w:pitch w:val="variable"/>
+    <w:sig w:usb0="00000000" w:usb1="10000000" w:usb2="00000000" w:usb3="00000000" w:csb0="80000000" w:csb1="00000000"/>
+  </w:font>
+  <w:font w:name="Calibri">
+    <w:panose1 w:val="020F0502020204030204"/>
+    <w:family w:val="swiss"/>
+    <w:pitch w:val="variable"/>
+    <w:sig w:usb0="E4002EFF" w:usb1="C000247B" w:usb2="00000009" w:usb3="00000000" w:csb0="000001FF" w:csb1="00000000"/>
+  </w:font>
+  <w:font w:name="Calibri Light">
+    <w:panose1 w:val="020F0302020204030204"/>
+    <w:family w:val="swiss"/>
+    <w:pitch w:val="variable"/>
+    <w:sig w:usb0="E4002EFF" w:usb1="C000247B" w:usb2="00000009" w:usb3="00000000" w:csb0="000001FF" w:csb1="00000000"/>
+  </w:font>
+  <w:font w:name="DengXian Light">
+    <w:family w:val="auto"/>
+    <w:pitch w:val="variable"/>
+    <w:sig w:usb0="A00002BF" w:usb1="38CF7CFA" w:usb2="00000016" w:usb3="00000000" w:csb0="0004000F" w:csb1="00000000"/>
+  </w:font>
+  <w:font w:name=".VnArial">
+    <w:panose1 w:val="020B7200000000000000"/>
+    <w:family w:val="swiss"/>
+    <w:pitch w:val="variable"/>
+    <w:sig w:usb0="00000007" w:usb1="00000000" w:usb2="00000000" w:usb3="00000000" w:csb0="00000013" w:csb1="00000000"/>
+  </w:font>
+  <w:font w:name=".VnTime">
+    <w:panose1 w:val="020B7200000000000000"/>
+    <w:family w:val="swiss"/>
+    <w:pitch w:val="variable"/>
+    <w:sig w:usb0="00000003" w:usb1="00000000" w:usb2="00000000" w:usb3="00000000" w:csb0="00000001" w:csb1="00000000"/>
+  </w:font>
+  <w:font w:name="VNI-Times">
+    <w:altName w:val="Calibri"/>
+    <w:panose1 w:val="00000000000000000000"/>
+    <w:family w:val="auto"/>
+    <w:pitch w:val="variable"/>
+    <w:sig w:usb0="00000007" w:usb1="00000000" w:usb2="00000000" w:usb3="00000000" w:csb0="00000013" w:csb1="00000000"/>
+  </w:font>
+  <w:font w:name="SimSun">
+    <w:altName w:val="宋体"/>
+    <w:panose1 w:val="02010600030101010101"/>
+    <w:family w:val="auto"/>
+    <w:pitch w:val="variable"/>
+    <w:sig w:usb0="00000203" w:usb1="288F0000" w:usb2="00000016" w:usb3="00000000" w:csb0="00040001" w:csb1="00000000"/>
+  </w:font>
+  <w:font w:name="TimesNewRomanPS-BoldItalicMT">
+    <w:altName w:val="Times New Roman"/>
+    <w:family w:val="roman"/>
+    <w:pitch w:val="default"/>
+  </w:font>
+  <w:font w:name="Arial Unicode MS">
+    <w:panose1 w:val="020B0604020202020204"/>
+    <w:family w:val="swiss"/>
+    <w:pitch w:val="variable"/>
+    <w:sig w:usb0="F7FFAFFF" w:usb1="E9DFFFFF" w:usb2="0000003F" w:usb3="00000000" w:csb0="003F01FF" w:csb1="00000000"/>
+  </w:font>
+  <w:font w:name="DengXian">
+    <w:altName w:val="等线"/>
+    <w:panose1 w:val="02010600030101010101"/>
+    <w:family w:val="auto"/>
+    <w:pitch w:val="variable"/>
+    <w:sig w:usb0="A00002BF" w:usb1="38CF7CFA" w:usb2="00000016" w:usb3="00000000" w:csb0="0004000F" w:csb1="00000000"/>
+  </w:font>
+</w:fonts>
+</file>
+
+<file path=./word/footnotes.xml><?xml version="1.0" encoding="utf-8"?>
 <w:footnotes xmlns:wpc="http://schemas.microsoft.com/office/word/2010/wordprocessingCanvas" xmlns:cx="http://schemas.microsoft.com/office/drawing/2014/chartex" xmlns:cx1="http://schemas.microsoft.com/office/drawing/2015/9/8/chartex" xmlns:cx2="http://schemas.microsoft.com/office/drawing/2015/10/21/chartex" xmlns:cx3="http://schemas.microsoft.com/office/drawing/2016/5/9/chartex" xmlns:cx4="http://schemas.microsoft.com/office/drawing/2016/5/10/chartex" xmlns:cx5="http://schemas.microsoft.com/office/drawing/2016/5/11/chartex" xmlns:cx6="http://schemas.microsoft.com/office/drawing/2016/5/12/chartex" xmlns:cx7="http://schemas.microsoft.com/office/drawing/2016/5/13/chartex" xmlns:cx8="http://schemas.microsoft.com/office/drawing/2016/5/14/chartex" xmlns:mc="http://schemas.openxmlformats.org/markup-compatibility/2006" xmlns:aink="http://schemas.microsoft.com/office/drawing/2016/ink" xmlns:am3d="http://schemas.microsoft.com/office/drawing/2017/model3d" xmlns:o="urn:schemas-microsoft-com:office:office" xmlns:oel="http://schemas.microsoft.com/office/2019/extlst" xmlns:r="http://schemas.openxmlformats.org/officeDocument/2006/relationships" xmlns:m="http://schemas.openxmlformats.org/officeDocument/2006/math" xmlns:v="urn:schemas-microsoft-com:vml" xmlns:wp14="http://schemas.microsoft.com/office/word/2010/wordprocessingDrawing" xmlns:wp="http://schemas.openxmlformats.org/drawingml/2006/wordprocessingDrawing" xmlns:w10="urn:schemas-microsoft-com:office:word" xmlns:w="http://schemas.openxmlformats.org/wordprocessingml/2006/main" xmlns:w14="http://schemas.microsoft.com/office/word/2010/wordml" xmlns:w15="http://schemas.microsoft.com/office/word/2012/wordml" xmlns:w16cex="http://schemas.microsoft.com/office/word/2018/wordml/cex" xmlns:w16="http://schemas.microsoft.com/office/word/2018/wordml" xmlns:w16du="http://schemas.microsoft.com/office/word/2023/wordml/word16du" xmlns:w16sdtdh="http://schemas.microsoft.com/office/word/2020/wordml/sdtdatahash" xmlns:w16se="http://schemas.microsoft.com/office/word/2015/wordml/symex" xmlns:wpg="http://schemas.microsoft.com/office/word/2010/wordprocessingGroup" xmlns:wpi="http://schemas.microsoft.com/office/word/2010/wordprocessingInk" xmlns:wne="http://schemas.microsoft.com/office/word/2006/wordml" xmlns:wps="http://schemas.microsoft.com/office/word/2010/wordprocessingShape">
   <w:footnote w:type="separator" w:id="-1">
     <w:p>
@@ -12139,7 +12326,7 @@
 </w:footnotes>
 </file>
 
-<file path=word/header1.xml><?xml version="1.0" encoding="utf-8"?>
+<file path=./word/header1.xml><?xml version="1.0" encoding="utf-8"?>
 <w:hdr xmlns:wpc="http://schemas.microsoft.com/office/word/2010/wordprocessingCanvas" xmlns:cx="http://schemas.microsoft.com/office/drawing/2014/chartex" xmlns:cx1="http://schemas.microsoft.com/office/drawing/2015/9/8/chartex" xmlns:cx2="http://schemas.microsoft.com/office/drawing/2015/10/21/chartex" xmlns:cx3="http://schemas.microsoft.com/office/drawing/2016/5/9/chartex" xmlns:cx4="http://schemas.microsoft.com/office/drawing/2016/5/10/chartex" xmlns:cx5="http://schemas.microsoft.com/office/drawing/2016/5/11/chartex" xmlns:cx6="http://schemas.microsoft.com/office/drawing/2016/5/12/chartex" xmlns:cx7="http://schemas.microsoft.com/office/drawing/2016/5/13/chartex" xmlns:cx8="http://schemas.microsoft.com/office/drawing/2016/5/14/chartex" xmlns:mc="http://schemas.openxmlformats.org/markup-compatibility/2006" xmlns:aink="http://schemas.microsoft.com/office/drawing/2016/ink" xmlns:am3d="http://schemas.microsoft.com/office/drawing/2017/model3d" xmlns:o="urn:schemas-microsoft-com:office:office" xmlns:oel="http://schemas.microsoft.com/office/2019/extlst" xmlns:r="http://schemas.openxmlformats.org/officeDocument/2006/relationships" xmlns:m="http://schemas.openxmlformats.org/officeDocument/2006/math" xmlns:v="urn:schemas-microsoft-com:vml" xmlns:wp14="http://schemas.microsoft.com/office/word/2010/wordprocessingDrawing" xmlns:wp="http://schemas.openxmlformats.org/drawingml/2006/wordprocessingDrawing" xmlns:w10="urn:schemas-microsoft-com:office:word" xmlns:w="http://schemas.openxmlformats.org/wordprocessingml/2006/main" xmlns:w14="http://schemas.microsoft.com/office/word/2010/wordml" xmlns:w15="http://schemas.microsoft.com/office/word/2012/wordml" xmlns:w16cex="http://schemas.microsoft.com/office/word/2018/wordml/cex" xmlns:w16="http://schemas.microsoft.com/office/word/2018/wordml" xmlns:w16du="http://schemas.microsoft.com/office/word/2023/wordml/word16du" xmlns:w16sdtdh="http://schemas.microsoft.com/office/word/2020/wordml/sdtdatahash" xmlns:w16se="http://schemas.microsoft.com/office/word/2015/wordml/symex" xmlns:wpg="http://schemas.microsoft.com/office/word/2010/wordprocessingGroup" xmlns:wpi="http://schemas.microsoft.com/office/word/2010/wordprocessingInk" xmlns:wne="http://schemas.microsoft.com/office/word/2006/wordml" xmlns:wps="http://schemas.microsoft.com/office/word/2010/wordprocessingShape">
   <w:p>
     <w:pPr>
@@ -12158,7 +12345,7 @@
 </w:hdr>
 </file>
 
-<file path=word/numbering.xml><?xml version="1.0" encoding="utf-8"?>
+<file path=./word/numbering.xml><?xml version="1.0" encoding="utf-8"?>
 <w:numbering xmlns:wpc="http://schemas.microsoft.com/office/word/2010/wordprocessingCanvas" xmlns:cx="http://schemas.microsoft.com/office/drawing/2014/chartex" xmlns:cx1="http://schemas.microsoft.com/office/drawing/2015/9/8/chartex" xmlns:cx2="http://schemas.microsoft.com/office/drawing/2015/10/21/chartex" xmlns:cx3="http://schemas.microsoft.com/office/drawing/2016/5/9/chartex" xmlns:cx4="http://schemas.microsoft.com/office/drawing/2016/5/10/chartex" xmlns:cx5="http://schemas.microsoft.com/office/drawing/2016/5/11/chartex" xmlns:cx6="http://schemas.microsoft.com/office/drawing/2016/5/12/chartex" xmlns:cx7="http://schemas.microsoft.com/office/drawing/2016/5/13/chartex" xmlns:cx8="http://schemas.microsoft.com/office/drawing/2016/5/14/chartex" xmlns:mc="http://schemas.openxmlformats.org/markup-compatibility/2006" xmlns:aink="http://schemas.microsoft.com/office/drawing/2016/ink" xmlns:am3d="http://schemas.microsoft.com/office/drawing/2017/model3d" xmlns:o="urn:schemas-microsoft-com:office:office" xmlns:oel="http://schemas.microsoft.com/office/2019/extlst" xmlns:r="http://schemas.openxmlformats.org/officeDocument/2006/relationships" xmlns:m="http://schemas.openxmlformats.org/officeDocument/2006/math" xmlns:v="urn:schemas-microsoft-com:vml" xmlns:wp14="http://schemas.microsoft.com/office/word/2010/wordprocessingDrawing" xmlns:wp="http://schemas.openxmlformats.org/drawingml/2006/wordprocessingDrawing" xmlns:w10="urn:schemas-microsoft-com:office:word" xmlns:w="http://schemas.openxmlformats.org/wordprocessingml/2006/main" xmlns:w14="http://schemas.microsoft.com/office/word/2010/wordml" xmlns:w15="http://schemas.microsoft.com/office/word/2012/wordml" xmlns:w16cex="http://schemas.microsoft.com/office/word/2018/wordml/cex" xmlns:w16="http://schemas.microsoft.com/office/word/2018/wordml" xmlns:w16du="http://schemas.microsoft.com/office/word/2023/wordml/word16du" xmlns:w16sdtdh="http://schemas.microsoft.com/office/word/2020/wordml/sdtdatahash" xmlns:w16se="http://schemas.microsoft.com/office/word/2015/wordml/symex" xmlns:wpg="http://schemas.microsoft.com/office/word/2010/wordprocessingGroup" xmlns:wpi="http://schemas.microsoft.com/office/word/2010/wordprocessingInk" xmlns:wne="http://schemas.microsoft.com/office/word/2006/wordml" xmlns:wps="http://schemas.microsoft.com/office/word/2010/wordprocessingShape">
   <w:abstractNum w:abstractNumId="0">
     <w:nsid w:val="9E7C54B5"/>
@@ -12876,7 +13063,287 @@
 </w:numbering>
 </file>
 
-<file path=word/styles.xml><?xml version="1.0" encoding="utf-8"?>
+<file path=./word/settings.xml><?xml version="1.0" encoding="utf-8"?>
+<w:settings xmlns:mc="http://schemas.openxmlformats.org/markup-compatibility/2006" xmlns:o="urn:schemas-microsoft-com:office:office" xmlns:r="http://schemas.openxmlformats.org/officeDocument/2006/relationships" xmlns:m="http://schemas.openxmlformats.org/officeDocument/2006/math" xmlns:v="urn:schemas-microsoft-com:vml" xmlns:w10="urn:schemas-microsoft-com:office:word" xmlns:w="http://schemas.openxmlformats.org/wordprocessingml/2006/main" xmlns:w14="http://schemas.microsoft.com/office/word/2010/wordml" xmlns:w15="http://schemas.microsoft.com/office/word/2012/wordml" xmlns:w16cex="http://schemas.microsoft.com/office/word/2018/wordml/cex" xmlns:w16="http://schemas.microsoft.com/office/word/2018/wordml" xmlns:w16du="http://schemas.microsoft.com/office/word/2023/wordml/word16du" xmlns:w16sdtdh="http://schemas.microsoft.com/office/word/2020/wordml/sdtdatahash" xmlns:w16se="http://schemas.microsoft.com/office/word/2015/wordml/symex" xmlns:sl="http://schemas.openxmlformats.org/schemaLibrary/2006/main">
+  <w:zoom w:percent="130"/>
+  <w:defaultTabStop w:val="720"/>
+  <w:characterSpacingControl w:val="doNotCompress"/>
+  <w:compat>
+    <w:compatSetting w:name="compatibilityMode" w:uri="http://schemas.microsoft.com/office/word" w:val="15"/>
+    <w:compatSetting w:name="overrideTableStyleFontSizeAndJustification" w:uri="http://schemas.microsoft.com/office/word" w:val="1"/>
+    <w:compatSetting w:name="enableOpenTypeFeatures" w:uri="http://schemas.microsoft.com/office/word" w:val="1"/>
+    <w:compatSetting w:name="doNotFlipMirrorIndents" w:uri="http://schemas.microsoft.com/office/word" w:val="1"/>
+    <w:compatSetting w:name="differentiateMultirowTableHeaders" w:uri="http://schemas.microsoft.com/office/word" w:val="1"/>
+    <w:compatSetting w:name="useWord2013TrackBottomHyphenation" w:uri="http://schemas.microsoft.com/office/word" w:val="1"/>
+  </w:compat>
+  <w:rsids>
+    <w:rsidRoot w:val="00F3100B"/>
+    <w:rsid w:val="00040F59"/>
+    <w:rsid w:val="00052799"/>
+    <w:rsid w:val="000543A6"/>
+    <w:rsid w:val="00055DFF"/>
+    <w:rsid w:val="00062717"/>
+    <w:rsid w:val="000669A9"/>
+    <w:rsid w:val="0007333F"/>
+    <w:rsid w:val="00080796"/>
+    <w:rsid w:val="000A015D"/>
+    <w:rsid w:val="000A22AF"/>
+    <w:rsid w:val="000B6928"/>
+    <w:rsid w:val="000C2CB3"/>
+    <w:rsid w:val="000C7394"/>
+    <w:rsid w:val="000D5581"/>
+    <w:rsid w:val="000D5A58"/>
+    <w:rsid w:val="000E266F"/>
+    <w:rsid w:val="00113366"/>
+    <w:rsid w:val="001175F9"/>
+    <w:rsid w:val="001239A3"/>
+    <w:rsid w:val="00124A4D"/>
+    <w:rsid w:val="0013742E"/>
+    <w:rsid w:val="001406D6"/>
+    <w:rsid w:val="00152EA1"/>
+    <w:rsid w:val="001618AD"/>
+    <w:rsid w:val="00167034"/>
+    <w:rsid w:val="001806D4"/>
+    <w:rsid w:val="00183B02"/>
+    <w:rsid w:val="0019126E"/>
+    <w:rsid w:val="0019464D"/>
+    <w:rsid w:val="001B0A93"/>
+    <w:rsid w:val="001B14F0"/>
+    <w:rsid w:val="001B6DBB"/>
+    <w:rsid w:val="001C0A8E"/>
+    <w:rsid w:val="001D1D9E"/>
+    <w:rsid w:val="00200077"/>
+    <w:rsid w:val="002156A2"/>
+    <w:rsid w:val="0022270B"/>
+    <w:rsid w:val="00224718"/>
+    <w:rsid w:val="00226CCC"/>
+    <w:rsid w:val="00233523"/>
+    <w:rsid w:val="00245156"/>
+    <w:rsid w:val="0025119C"/>
+    <w:rsid w:val="0025633B"/>
+    <w:rsid w:val="00261341"/>
+    <w:rsid w:val="0027244B"/>
+    <w:rsid w:val="00281D02"/>
+    <w:rsid w:val="002A1BD6"/>
+    <w:rsid w:val="002B0909"/>
+    <w:rsid w:val="002B147D"/>
+    <w:rsid w:val="002B282B"/>
+    <w:rsid w:val="002D6A55"/>
+    <w:rsid w:val="002D79F6"/>
+    <w:rsid w:val="002E275C"/>
+    <w:rsid w:val="002F2F12"/>
+    <w:rsid w:val="00305525"/>
+    <w:rsid w:val="003151B4"/>
+    <w:rsid w:val="00336657"/>
+    <w:rsid w:val="003517EF"/>
+    <w:rsid w:val="00366616"/>
+    <w:rsid w:val="003758B1"/>
+    <w:rsid w:val="003A0F5B"/>
+    <w:rsid w:val="003A3612"/>
+    <w:rsid w:val="003A76B0"/>
+    <w:rsid w:val="003C3B26"/>
+    <w:rsid w:val="003D3D0D"/>
+    <w:rsid w:val="003D62E8"/>
+    <w:rsid w:val="003D7FAF"/>
+    <w:rsid w:val="003E384D"/>
+    <w:rsid w:val="003E386D"/>
+    <w:rsid w:val="003F2D34"/>
+    <w:rsid w:val="004044A0"/>
+    <w:rsid w:val="004152F0"/>
+    <w:rsid w:val="00416CD3"/>
+    <w:rsid w:val="00432134"/>
+    <w:rsid w:val="00433B9B"/>
+    <w:rsid w:val="00452C33"/>
+    <w:rsid w:val="00457F2B"/>
+    <w:rsid w:val="004702F4"/>
+    <w:rsid w:val="00471D51"/>
+    <w:rsid w:val="0049193A"/>
+    <w:rsid w:val="004A586B"/>
+    <w:rsid w:val="004B3DB6"/>
+    <w:rsid w:val="004C1333"/>
+    <w:rsid w:val="004E0158"/>
+    <w:rsid w:val="00505942"/>
+    <w:rsid w:val="00513593"/>
+    <w:rsid w:val="005345A0"/>
+    <w:rsid w:val="00537112"/>
+    <w:rsid w:val="00543F45"/>
+    <w:rsid w:val="005463DB"/>
+    <w:rsid w:val="00557D5D"/>
+    <w:rsid w:val="005816DA"/>
+    <w:rsid w:val="00584891"/>
+    <w:rsid w:val="0058574F"/>
+    <w:rsid w:val="00587D58"/>
+    <w:rsid w:val="00591511"/>
+    <w:rsid w:val="00591AF1"/>
+    <w:rsid w:val="005B6EDF"/>
+    <w:rsid w:val="005D4E37"/>
+    <w:rsid w:val="00601BEB"/>
+    <w:rsid w:val="006056AF"/>
+    <w:rsid w:val="006061A3"/>
+    <w:rsid w:val="006242BF"/>
+    <w:rsid w:val="006473A8"/>
+    <w:rsid w:val="0065080C"/>
+    <w:rsid w:val="0066068D"/>
+    <w:rsid w:val="0066683A"/>
+    <w:rsid w:val="006A343F"/>
+    <w:rsid w:val="006B0196"/>
+    <w:rsid w:val="006D60C4"/>
+    <w:rsid w:val="00704F4A"/>
+    <w:rsid w:val="0073288C"/>
+    <w:rsid w:val="0073554A"/>
+    <w:rsid w:val="0074237E"/>
+    <w:rsid w:val="00754B5B"/>
+    <w:rsid w:val="007657AF"/>
+    <w:rsid w:val="0077188A"/>
+    <w:rsid w:val="007736BA"/>
+    <w:rsid w:val="00776C3E"/>
+    <w:rsid w:val="007960B1"/>
+    <w:rsid w:val="007A3E01"/>
+    <w:rsid w:val="007A66BB"/>
+    <w:rsid w:val="007A66D9"/>
+    <w:rsid w:val="007B4E62"/>
+    <w:rsid w:val="007D4C93"/>
+    <w:rsid w:val="007E728D"/>
+    <w:rsid w:val="007F2C5D"/>
+    <w:rsid w:val="007F4D76"/>
+    <w:rsid w:val="00820E3D"/>
+    <w:rsid w:val="00825327"/>
+    <w:rsid w:val="00831424"/>
+    <w:rsid w:val="008443D7"/>
+    <w:rsid w:val="00855B50"/>
+    <w:rsid w:val="00871334"/>
+    <w:rsid w:val="008950DA"/>
+    <w:rsid w:val="008B47B4"/>
+    <w:rsid w:val="008B4942"/>
+    <w:rsid w:val="0090248B"/>
+    <w:rsid w:val="00931EAC"/>
+    <w:rsid w:val="00954129"/>
+    <w:rsid w:val="00955027"/>
+    <w:rsid w:val="009758FC"/>
+    <w:rsid w:val="0098233A"/>
+    <w:rsid w:val="009C0EEB"/>
+    <w:rsid w:val="009D19B2"/>
+    <w:rsid w:val="00A05B91"/>
+    <w:rsid w:val="00A07821"/>
+    <w:rsid w:val="00A13BC2"/>
+    <w:rsid w:val="00A27039"/>
+    <w:rsid w:val="00A3221B"/>
+    <w:rsid w:val="00A42BC5"/>
+    <w:rsid w:val="00A81DCE"/>
+    <w:rsid w:val="00A902CB"/>
+    <w:rsid w:val="00AA06C2"/>
+    <w:rsid w:val="00AA1229"/>
+    <w:rsid w:val="00AA1A28"/>
+    <w:rsid w:val="00AA58B7"/>
+    <w:rsid w:val="00AD671E"/>
+    <w:rsid w:val="00AE6421"/>
+    <w:rsid w:val="00AE7A85"/>
+    <w:rsid w:val="00B11958"/>
+    <w:rsid w:val="00B55431"/>
+    <w:rsid w:val="00B57E16"/>
+    <w:rsid w:val="00B71946"/>
+    <w:rsid w:val="00B83408"/>
+    <w:rsid w:val="00B90A6D"/>
+    <w:rsid w:val="00B919A4"/>
+    <w:rsid w:val="00BA36B2"/>
+    <w:rsid w:val="00BB3220"/>
+    <w:rsid w:val="00BD38DA"/>
+    <w:rsid w:val="00BE1514"/>
+    <w:rsid w:val="00BE7231"/>
+    <w:rsid w:val="00BF6CDA"/>
+    <w:rsid w:val="00C21882"/>
+    <w:rsid w:val="00C436B3"/>
+    <w:rsid w:val="00C52B90"/>
+    <w:rsid w:val="00C56334"/>
+    <w:rsid w:val="00C617FD"/>
+    <w:rsid w:val="00C63FAC"/>
+    <w:rsid w:val="00C93D81"/>
+    <w:rsid w:val="00C95003"/>
+    <w:rsid w:val="00CA1464"/>
+    <w:rsid w:val="00CA4110"/>
+    <w:rsid w:val="00CE0ADD"/>
+    <w:rsid w:val="00CE5538"/>
+    <w:rsid w:val="00CF5740"/>
+    <w:rsid w:val="00D11A9D"/>
+    <w:rsid w:val="00D13A91"/>
+    <w:rsid w:val="00D24BAF"/>
+    <w:rsid w:val="00D271FD"/>
+    <w:rsid w:val="00D424E3"/>
+    <w:rsid w:val="00D55044"/>
+    <w:rsid w:val="00D651F5"/>
+    <w:rsid w:val="00D703FF"/>
+    <w:rsid w:val="00D84A49"/>
+    <w:rsid w:val="00D8682A"/>
+    <w:rsid w:val="00DA1126"/>
+    <w:rsid w:val="00DD3371"/>
+    <w:rsid w:val="00DD3663"/>
+    <w:rsid w:val="00E00414"/>
+    <w:rsid w:val="00E14188"/>
+    <w:rsid w:val="00E402F9"/>
+    <w:rsid w:val="00E405A4"/>
+    <w:rsid w:val="00E5004F"/>
+    <w:rsid w:val="00E64C17"/>
+    <w:rsid w:val="00E64C9B"/>
+    <w:rsid w:val="00E71216"/>
+    <w:rsid w:val="00EA3209"/>
+    <w:rsid w:val="00EA362A"/>
+    <w:rsid w:val="00EA5D3E"/>
+    <w:rsid w:val="00EA5DCD"/>
+    <w:rsid w:val="00EC59C9"/>
+    <w:rsid w:val="00EF3150"/>
+    <w:rsid w:val="00EF5230"/>
+    <w:rsid w:val="00F00714"/>
+    <w:rsid w:val="00F20D30"/>
+    <w:rsid w:val="00F229A0"/>
+    <w:rsid w:val="00F3100B"/>
+    <w:rsid w:val="00F455D7"/>
+    <w:rsid w:val="00F609A3"/>
+    <w:rsid w:val="00F66C85"/>
+    <w:rsid w:val="00F70661"/>
+    <w:rsid w:val="00F72B7C"/>
+    <w:rsid w:val="00F827D6"/>
+    <w:rsid w:val="00F944C4"/>
+    <w:rsid w:val="00FA34F5"/>
+    <w:rsid w:val="00FC1783"/>
+    <w:rsid w:val="00FC3D83"/>
+    <w:rsid w:val="00FF6550"/>
+    <w:rsid w:val="01A83C46"/>
+    <w:rsid w:val="058A0319"/>
+    <w:rsid w:val="252E0EB6"/>
+    <w:rsid w:val="26EB3B6A"/>
+    <w:rsid w:val="6D814635"/>
+  </w:rsids>
+  <m:mathPr>
+    <m:mathFont m:val="Cambria Math"/>
+    <m:brkBin m:val="before"/>
+    <m:brkBinSub m:val="--"/>
+    <m:smallFrac m:val="0"/>
+    <m:dispDef/>
+    <m:lMargin m:val="0"/>
+    <m:rMargin m:val="0"/>
+    <m:defJc m:val="centerGroup"/>
+    <m:wrapIndent m:val="1440"/>
+    <m:intLim m:val="subSup"/>
+    <m:naryLim m:val="undOvr"/>
+  </m:mathPr>
+  <w:themeFontLang w:val="en-US" w:eastAsia="zh-CN"/>
+  <w:clrSchemeMapping w:bg1="light1" w:t1="dark1" w:bg2="light2" w:t2="dark2" w:accent1="accent1" w:accent2="accent2" w:accent3="accent3" w:accent4="accent4" w:accent5="accent5" w:accent6="accent6" w:hyperlink="hyperlink" w:followedHyperlink="followedHyperlink"/>
+  <w:shapeDefaults>
+    <o:shapedefaults v:ext="edit" spidmax="1026" fillcolor="white">
+      <v:fill color="white"/>
+    </o:shapedefaults>
+    <o:shapelayout v:ext="edit">
+      <o:idmap v:ext="edit" data="1"/>
+    </o:shapelayout>
+  </w:shapeDefaults>
+  <w:decimalSymbol w:val=","/>
+  <w:listSeparator w:val=","/>
+  <w14:docId w14:val="43E97724"/>
+  <w15:docId w15:val="{9ECFD22C-3F8F-418B-86C1-84DB1DAC81A7}"/>
+</w:settings>
+</file>
+
+<file path=./word/styles.xml><?xml version="1.0" encoding="utf-8"?>
 <w:styles xmlns:mc="http://schemas.openxmlformats.org/markup-compatibility/2006" xmlns:r="http://schemas.openxmlformats.org/officeDocument/2006/relationships" xmlns:w="http://schemas.openxmlformats.org/wordprocessingml/2006/main" xmlns:w14="http://schemas.microsoft.com/office/word/2010/wordml" xmlns:w15="http://schemas.microsoft.com/office/word/2012/wordml" xmlns:w16cex="http://schemas.microsoft.com/office/word/2018/wordml/cex" xmlns:w16="http://schemas.microsoft.com/office/word/2018/wordml" xmlns:w16du="http://schemas.microsoft.com/office/word/2023/wordml/word16du" xmlns:w16sdtdh="http://schemas.microsoft.com/office/word/2020/wordml/sdtdatahash" xmlns:w16se="http://schemas.microsoft.com/office/word/2015/wordml/symex">
   <w:docDefaults>
     <w:rPrDefault>
@@ -13977,7 +14444,7 @@
 </w:styles>
 </file>
 
-<file path=word/theme/theme1.xml><?xml version="1.0" encoding="utf-8"?>
+<file path=./word/theme/theme1.xml><?xml version="1.0" encoding="utf-8"?>
 <a:theme xmlns:a="http://schemas.openxmlformats.org/drawingml/2006/main" name="Office Theme">
   <a:themeElements>
     <a:clrScheme name="Office">
@@ -14233,19 +14700,9 @@
 </a:theme>
 </file>
 
-<file path=customXml/item1.xml><?xml version="1.0" encoding="utf-8"?>
-<s:customData xmlns="http://www.wps.cn/officeDocument/2013/wpsCustomData" xmlns:s="http://www.wps.cn/officeDocument/2013/wpsCustomData">
-  <customSectProps/>
-  <customShpExts>
-    <customShpInfo spid="_x0000_s1026" textRotate="1"/>
-  </customShpExts>
-</s:customData>
-</file>
-
-<file path=customXml/itemProps1.xml><?xml version="1.0" encoding="utf-8"?>
-<ds:datastoreItem xmlns:ds="http://schemas.openxmlformats.org/officeDocument/2006/customXml" ds:itemID="{B1977F7D-205B-4081-913C-38D41E755F92}">
-  <ds:schemaRefs>
-    <ds:schemaRef ds:uri="http://www.wps.cn/officeDocument/2013/wpsCustomData"/>
-  </ds:schemaRefs>
-</ds:datastoreItem>
+<file path=./word/webSettings.xml><?xml version="1.0" encoding="utf-8"?>
+<w:webSettings xmlns:mc="http://schemas.openxmlformats.org/markup-compatibility/2006" xmlns:r="http://schemas.openxmlformats.org/officeDocument/2006/relationships" xmlns:w="http://schemas.openxmlformats.org/wordprocessingml/2006/main" xmlns:w14="http://schemas.microsoft.com/office/word/2010/wordml" xmlns:w15="http://schemas.microsoft.com/office/word/2012/wordml" xmlns:w16cex="http://schemas.microsoft.com/office/word/2018/wordml/cex" xmlns:w16="http://schemas.microsoft.com/office/word/2018/wordml" xmlns:w16du="http://schemas.microsoft.com/office/word/2023/wordml/word16du" xmlns:w16sdtdh="http://schemas.microsoft.com/office/word/2020/wordml/sdtdatahash" xmlns:w16se="http://schemas.microsoft.com/office/word/2015/wordml/symex">
+  <w:relyOnVML/>
+  <w:allowPNG/>
+</w:webSettings>
 </file>
--- a/skills/phong-hcqt/assets/hop-dong.docx
+++ b/skills/phong-hcqt/assets/hop-dong.docx
@@ -1,102 +1,5 @@
 
-<file path=./[Content_Types].xml><?xml version="1.0" encoding="utf-8"?>
-<Types xmlns="http://schemas.openxmlformats.org/package/2006/content-types">
-  <Default Extension="rels" ContentType="application/vnd.openxmlformats-package.relationships+xml"/>
-  <Default Extension="xml" ContentType="application/xml"/>
-  <Override PartName="/word/document.xml" ContentType="application/vnd.openxmlformats-officedocument.wordprocessingml.document.main+xml"/>
-  <Override PartName="/customXml/itemProps1.xml" ContentType="application/vnd.openxmlformats-officedocument.customXmlProperties+xml"/>
-  <Override PartName="/word/numbering.xml" ContentType="application/vnd.openxmlformats-officedocument.wordprocessingml.numbering+xml"/>
-  <Override PartName="/word/styles.xml" ContentType="application/vnd.openxmlformats-officedocument.wordprocessingml.styles+xml"/>
-  <Override PartName="/word/settings.xml" ContentType="application/vnd.openxmlformats-officedocument.wordprocessingml.settings+xml"/>
-  <Override PartName="/word/webSettings.xml" ContentType="application/vnd.openxmlformats-officedocument.wordprocessingml.webSettings+xml"/>
-  <Override PartName="/word/footnotes.xml" ContentType="application/vnd.openxmlformats-officedocument.wordprocessingml.footnotes+xml"/>
-  <Override PartName="/word/endnotes.xml" ContentType="application/vnd.openxmlformats-officedocument.wordprocessingml.endnotes+xml"/>
-  <Override PartName="/word/header1.xml" ContentType="application/vnd.openxmlformats-officedocument.wordprocessingml.header+xml"/>
-  <Override PartName="/word/fontTable.xml" ContentType="application/vnd.openxmlformats-officedocument.wordprocessingml.fontTable+xml"/>
-  <Override PartName="/word/theme/theme1.xml" ContentType="application/vnd.openxmlformats-officedocument.theme+xml"/>
-  <Override PartName="/docProps/core.xml" ContentType="application/vnd.openxmlformats-package.core-properties+xml"/>
-  <Override PartName="/docProps/app.xml" ContentType="application/vnd.openxmlformats-officedocument.extended-properties+xml"/>
-  <Override PartName="/docProps/custom.xml" ContentType="application/vnd.openxmlformats-officedocument.custom-properties+xml"/>
-</Types>
-</file>
-
-<file path=./customXml/item1.xml><?xml version="1.0" encoding="utf-8"?>
-<s:customData xmlns="http://www.wps.cn/officeDocument/2013/wpsCustomData" xmlns:s="http://www.wps.cn/officeDocument/2013/wpsCustomData">
-  <customSectProps/>
-  <customShpExts>
-    <customShpInfo spid="_x0000_s1026" textRotate="1"/>
-  </customShpExts>
-</s:customData>
-</file>
-
-<file path=./customXml/itemProps1.xml><?xml version="1.0" encoding="utf-8"?>
-<ds:datastoreItem xmlns:ds="http://schemas.openxmlformats.org/officeDocument/2006/customXml" ds:itemID="{B1977F7D-205B-4081-913C-38D41E755F92}">
-  <ds:schemaRefs>
-    <ds:schemaRef ds:uri="http://www.wps.cn/officeDocument/2013/wpsCustomData"/>
-  </ds:schemaRefs>
-</ds:datastoreItem>
-</file>
-
-<file path=./docProps/app.xml><?xml version="1.0" encoding="utf-8"?>
-<Properties xmlns="http://schemas.openxmlformats.org/officeDocument/2006/extended-properties" xmlns:vt="http://schemas.openxmlformats.org/officeDocument/2006/docPropsVTypes">
-  <Template>Normal.dotm</Template>
-  <TotalTime>786</TotalTime>
-  <Pages>9</Pages>
-  <Words>2103</Words>
-  <Characters>11988</Characters>
-  <Application>Microsoft Office Word</Application>
-  <DocSecurity>0</DocSecurity>
-  <Lines>99</Lines>
-  <Paragraphs>28</Paragraphs>
-  <ScaleCrop>false</ScaleCrop>
-  <HeadingPairs>
-    <vt:vector size="2" baseType="variant">
-      <vt:variant>
-        <vt:lpstr>Title</vt:lpstr>
-      </vt:variant>
-      <vt:variant>
-        <vt:i4>1</vt:i4>
-      </vt:variant>
-    </vt:vector>
-  </HeadingPairs>
-  <TitlesOfParts>
-    <vt:vector size="1" baseType="lpstr">
-      <vt:lpstr/>
-    </vt:vector>
-  </TitlesOfParts>
-  <Company/>
-  <LinksUpToDate>false</LinksUpToDate>
-  <CharactersWithSpaces>14063</CharactersWithSpaces>
-  <SharedDoc>false</SharedDoc>
-  <HyperlinksChanged>false</HyperlinksChanged>
-  <AppVersion>16.0000</AppVersion>
-</Properties>
-</file>
-
-<file path=./docProps/core.xml><?xml version="1.0" encoding="utf-8"?>
-<cp:coreProperties xmlns:cp="http://schemas.openxmlformats.org/package/2006/metadata/core-properties" xmlns:dc="http://purl.org/dc/elements/1.1/" xmlns:dcterms="http://purl.org/dc/terms/" xmlns:dcmitype="http://purl.org/dc/dcmitype/" xmlns:xsi="http://www.w3.org/2001/XMLSchema-instance">
-  <dc:title/>
-  <dc:creator>lý phan</dc:creator>
-  <cp:lastModifiedBy>Dương KTDA</cp:lastModifiedBy>
-  <cp:revision>84</cp:revision>
-  <cp:lastPrinted>2026-04-15T01:26:00Z</cp:lastPrinted>
-  <dcterms:created xsi:type="dcterms:W3CDTF">2025-12-08T09:24:00Z</dcterms:created>
-  <dcterms:modified xsi:type="dcterms:W3CDTF">2026-05-22T07:52:00Z</dcterms:modified>
-</cp:coreProperties>
-</file>
-
-<file path=./docProps/custom.xml><?xml version="1.0" encoding="utf-8"?>
-<Properties xmlns="http://schemas.openxmlformats.org/officeDocument/2006/custom-properties" xmlns:vt="http://schemas.openxmlformats.org/officeDocument/2006/docPropsVTypes">
-  <property fmtid="{D5CDD505-2E9C-101B-9397-08002B2CF9AE}" pid="2" name="KSOProductBuildVer">
-    <vt:lpwstr>1033-12.2.0.18607</vt:lpwstr>
-  </property>
-  <property fmtid="{D5CDD505-2E9C-101B-9397-08002B2CF9AE}" pid="3" name="ICV">
-    <vt:lpwstr>02152881DA7C48C98D48A52804334D6F_13</vt:lpwstr>
-  </property>
-</Properties>
-</file>
-
-<file path=./word/document.xml><?xml version="1.0" encoding="utf-8"?>
+<file path=word/document.xml><?xml version="1.0" encoding="utf-8"?>
 <w:document xmlns:wpc="http://schemas.microsoft.com/office/word/2010/wordprocessingCanvas" xmlns:cx="http://schemas.microsoft.com/office/drawing/2014/chartex" xmlns:cx1="http://schemas.microsoft.com/office/drawing/2015/9/8/chartex" xmlns:cx2="http://schemas.microsoft.com/office/drawing/2015/10/21/chartex" xmlns:cx3="http://schemas.microsoft.com/office/drawing/2016/5/9/chartex" xmlns:cx4="http://schemas.microsoft.com/office/drawing/2016/5/10/chartex" xmlns:cx5="http://schemas.microsoft.com/office/drawing/2016/5/11/chartex" xmlns:cx6="http://schemas.microsoft.com/office/drawing/2016/5/12/chartex" xmlns:cx7="http://schemas.microsoft.com/office/drawing/2016/5/13/chartex" xmlns:cx8="http://schemas.microsoft.com/office/drawing/2016/5/14/chartex" xmlns:mc="http://schemas.openxmlformats.org/markup-compatibility/2006" xmlns:aink="http://schemas.microsoft.com/office/drawing/2016/ink" xmlns:am3d="http://schemas.microsoft.com/office/drawing/2017/model3d" xmlns:o="urn:schemas-microsoft-com:office:office" xmlns:oel="http://schemas.microsoft.com/office/2019/extlst" xmlns:r="http://schemas.openxmlformats.org/officeDocument/2006/relationships" xmlns:m="http://schemas.openxmlformats.org/officeDocument/2006/math" xmlns:v="urn:schemas-microsoft-com:vml" xmlns:wp14="http://schemas.microsoft.com/office/word/2010/wordprocessingDrawing" xmlns:wp="http://schemas.openxmlformats.org/drawingml/2006/wordprocessingDrawing" xmlns:w10="urn:schemas-microsoft-com:office:word" xmlns:w="http://schemas.openxmlformats.org/wordprocessingml/2006/main" xmlns:w14="http://schemas.microsoft.com/office/word/2010/wordml" xmlns:w15="http://schemas.microsoft.com/office/word/2012/wordml" xmlns:w16cex="http://schemas.microsoft.com/office/word/2018/wordml/cex" xmlns:w16="http://schemas.microsoft.com/office/word/2018/wordml" xmlns:w16du="http://schemas.microsoft.com/office/word/2023/wordml/word16du" xmlns:w16sdtdh="http://schemas.microsoft.com/office/word/2020/wordml/sdtdatahash" xmlns:w16se="http://schemas.microsoft.com/office/word/2015/wordml/symex" xmlns:wpg="http://schemas.microsoft.com/office/word/2010/wordprocessingGroup" xmlns:wpi="http://schemas.microsoft.com/office/word/2010/wordprocessingInk" xmlns:wne="http://schemas.microsoft.com/office/word/2006/wordml" xmlns:wps="http://schemas.microsoft.com/office/word/2010/wordprocessingShape">
   <w:body>
     <w:p>
@@ -12186,7 +12089,7 @@
 </w:document>
 </file>
 
-<file path=./word/endnotes.xml><?xml version="1.0" encoding="utf-8"?>
+<file path=word/endnotes.xml><?xml version="1.0" encoding="utf-8"?>
 <w:endnotes xmlns:wpc="http://schemas.microsoft.com/office/word/2010/wordprocessingCanvas" xmlns:cx="http://schemas.microsoft.com/office/drawing/2014/chartex" xmlns:cx1="http://schemas.microsoft.com/office/drawing/2015/9/8/chartex" xmlns:cx2="http://schemas.microsoft.com/office/drawing/2015/10/21/chartex" xmlns:cx3="http://schemas.microsoft.com/office/drawing/2016/5/9/chartex" xmlns:cx4="http://schemas.microsoft.com/office/drawing/2016/5/10/chartex" xmlns:cx5="http://schemas.microsoft.com/office/drawing/2016/5/11/chartex" xmlns:cx6="http://schemas.microsoft.com/office/drawing/2016/5/12/chartex" xmlns:cx7="http://schemas.microsoft.com/office/drawing/2016/5/13/chartex" xmlns:cx8="http://schemas.microsoft.com/office/drawing/2016/5/14/chartex" xmlns:mc="http://schemas.openxmlformats.org/markup-compatibility/2006" xmlns:aink="http://schemas.microsoft.com/office/drawing/2016/ink" xmlns:am3d="http://schemas.microsoft.com/office/drawing/2017/model3d" xmlns:o="urn:schemas-microsoft-com:office:office" xmlns:oel="http://schemas.microsoft.com/office/2019/extlst" xmlns:r="http://schemas.openxmlformats.org/officeDocument/2006/relationships" xmlns:m="http://schemas.openxmlformats.org/officeDocument/2006/math" xmlns:v="urn:schemas-microsoft-com:vml" xmlns:wp14="http://schemas.microsoft.com/office/word/2010/wordprocessingDrawing" xmlns:wp="http://schemas.openxmlformats.org/drawingml/2006/wordprocessingDrawing" xmlns:w10="urn:schemas-microsoft-com:office:word" xmlns:w="http://schemas.openxmlformats.org/wordprocessingml/2006/main" xmlns:w14="http://schemas.microsoft.com/office/word/2010/wordml" xmlns:w15="http://schemas.microsoft.com/office/word/2012/wordml" xmlns:w16cex="http://schemas.microsoft.com/office/word/2018/wordml/cex" xmlns:w16="http://schemas.microsoft.com/office/word/2018/wordml" xmlns:w16du="http://schemas.microsoft.com/office/word/2023/wordml/word16du" xmlns:w16sdtdh="http://schemas.microsoft.com/office/word/2020/wordml/sdtdatahash" xmlns:w16se="http://schemas.microsoft.com/office/word/2015/wordml/symex" xmlns:wpg="http://schemas.microsoft.com/office/word/2010/wordprocessingGroup" xmlns:wpi="http://schemas.microsoft.com/office/word/2010/wordprocessingInk" xmlns:wne="http://schemas.microsoft.com/office/word/2006/wordml" xmlns:wps="http://schemas.microsoft.com/office/word/2010/wordprocessingShape">
   <w:endnote w:type="separator" w:id="-1">
     <w:p>
@@ -12211,97 +12114,7 @@
 </w:endnotes>
 </file>
 
-<file path=./word/fontTable.xml><?xml version="1.0" encoding="utf-8"?>
-<w:fonts xmlns:mc="http://schemas.openxmlformats.org/markup-compatibility/2006" xmlns:r="http://schemas.openxmlformats.org/officeDocument/2006/relationships" xmlns:w="http://schemas.openxmlformats.org/wordprocessingml/2006/main" xmlns:w14="http://schemas.microsoft.com/office/word/2010/wordml" xmlns:w15="http://schemas.microsoft.com/office/word/2012/wordml" xmlns:w16cex="http://schemas.microsoft.com/office/word/2018/wordml/cex" xmlns:w16="http://schemas.microsoft.com/office/word/2018/wordml" xmlns:w16du="http://schemas.microsoft.com/office/word/2023/wordml/word16du" xmlns:w16sdtdh="http://schemas.microsoft.com/office/word/2020/wordml/sdtdatahash" xmlns:w16se="http://schemas.microsoft.com/office/word/2015/wordml/symex">
-  <w:font w:name="Times New Roman">
-    <w:panose1 w:val="02020603050405020304"/>
-    <w:family w:val="roman"/>
-    <w:pitch w:val="variable"/>
-    <w:sig w:usb0="E0002EFF" w:usb1="C000785B" w:usb2="00000009" w:usb3="00000000" w:csb0="000001FF" w:csb1="00000000"/>
-  </w:font>
-  <w:font w:name="Courier New">
-    <w:panose1 w:val="02070309020205020404"/>
-    <w:family w:val="modern"/>
-    <w:pitch w:val="fixed"/>
-    <w:sig w:usb0="E0002EFF" w:usb1="C0007843" w:usb2="00000009" w:usb3="00000000" w:csb0="000001FF" w:csb1="00000000"/>
-  </w:font>
-  <w:font w:name="Wingdings">
-    <w:panose1 w:val="05000000000000000000"/>
-    <w:family w:val="auto"/>
-    <w:pitch w:val="variable"/>
-    <w:sig w:usb0="00000000" w:usb1="10000000" w:usb2="00000000" w:usb3="00000000" w:csb0="80000000" w:csb1="00000000"/>
-  </w:font>
-  <w:font w:name="Symbol">
-    <w:panose1 w:val="05050102010706020507"/>
-    <w:family w:val="roman"/>
-    <w:pitch w:val="variable"/>
-    <w:sig w:usb0="00000000" w:usb1="10000000" w:usb2="00000000" w:usb3="00000000" w:csb0="80000000" w:csb1="00000000"/>
-  </w:font>
-  <w:font w:name="Calibri">
-    <w:panose1 w:val="020F0502020204030204"/>
-    <w:family w:val="swiss"/>
-    <w:pitch w:val="variable"/>
-    <w:sig w:usb0="E4002EFF" w:usb1="C000247B" w:usb2="00000009" w:usb3="00000000" w:csb0="000001FF" w:csb1="00000000"/>
-  </w:font>
-  <w:font w:name="Calibri Light">
-    <w:panose1 w:val="020F0302020204030204"/>
-    <w:family w:val="swiss"/>
-    <w:pitch w:val="variable"/>
-    <w:sig w:usb0="E4002EFF" w:usb1="C000247B" w:usb2="00000009" w:usb3="00000000" w:csb0="000001FF" w:csb1="00000000"/>
-  </w:font>
-  <w:font w:name="DengXian Light">
-    <w:family w:val="auto"/>
-    <w:pitch w:val="variable"/>
-    <w:sig w:usb0="A00002BF" w:usb1="38CF7CFA" w:usb2="00000016" w:usb3="00000000" w:csb0="0004000F" w:csb1="00000000"/>
-  </w:font>
-  <w:font w:name=".VnArial">
-    <w:panose1 w:val="020B7200000000000000"/>
-    <w:family w:val="swiss"/>
-    <w:pitch w:val="variable"/>
-    <w:sig w:usb0="00000007" w:usb1="00000000" w:usb2="00000000" w:usb3="00000000" w:csb0="00000013" w:csb1="00000000"/>
-  </w:font>
-  <w:font w:name=".VnTime">
-    <w:panose1 w:val="020B7200000000000000"/>
-    <w:family w:val="swiss"/>
-    <w:pitch w:val="variable"/>
-    <w:sig w:usb0="00000003" w:usb1="00000000" w:usb2="00000000" w:usb3="00000000" w:csb0="00000001" w:csb1="00000000"/>
-  </w:font>
-  <w:font w:name="VNI-Times">
-    <w:altName w:val="Calibri"/>
-    <w:panose1 w:val="00000000000000000000"/>
-    <w:family w:val="auto"/>
-    <w:pitch w:val="variable"/>
-    <w:sig w:usb0="00000007" w:usb1="00000000" w:usb2="00000000" w:usb3="00000000" w:csb0="00000013" w:csb1="00000000"/>
-  </w:font>
-  <w:font w:name="SimSun">
-    <w:altName w:val="宋体"/>
-    <w:panose1 w:val="02010600030101010101"/>
-    <w:family w:val="auto"/>
-    <w:pitch w:val="variable"/>
-    <w:sig w:usb0="00000203" w:usb1="288F0000" w:usb2="00000016" w:usb3="00000000" w:csb0="00040001" w:csb1="00000000"/>
-  </w:font>
-  <w:font w:name="TimesNewRomanPS-BoldItalicMT">
-    <w:altName w:val="Times New Roman"/>
-    <w:family w:val="roman"/>
-    <w:pitch w:val="default"/>
-  </w:font>
-  <w:font w:name="Arial Unicode MS">
-    <w:panose1 w:val="020B0604020202020204"/>
-    <w:family w:val="swiss"/>
-    <w:pitch w:val="variable"/>
-    <w:sig w:usb0="F7FFAFFF" w:usb1="E9DFFFFF" w:usb2="0000003F" w:usb3="00000000" w:csb0="003F01FF" w:csb1="00000000"/>
-  </w:font>
-  <w:font w:name="DengXian">
-    <w:altName w:val="等线"/>
-    <w:panose1 w:val="02010600030101010101"/>
-    <w:family w:val="auto"/>
-    <w:pitch w:val="variable"/>
-    <w:sig w:usb0="A00002BF" w:usb1="38CF7CFA" w:usb2="00000016" w:usb3="00000000" w:csb0="0004000F" w:csb1="00000000"/>
-  </w:font>
-</w:fonts>
-</file>
-
-<file path=./word/footnotes.xml><?xml version="1.0" encoding="utf-8"?>
+<file path=word/footnotes.xml><?xml version="1.0" encoding="utf-8"?>
 <w:footnotes xmlns:wpc="http://schemas.microsoft.com/office/word/2010/wordprocessingCanvas" xmlns:cx="http://schemas.microsoft.com/office/drawing/2014/chartex" xmlns:cx1="http://schemas.microsoft.com/office/drawing/2015/9/8/chartex" xmlns:cx2="http://schemas.microsoft.com/office/drawing/2015/10/21/chartex" xmlns:cx3="http://schemas.microsoft.com/office/drawing/2016/5/9/chartex" xmlns:cx4="http://schemas.microsoft.com/office/drawing/2016/5/10/chartex" xmlns:cx5="http://schemas.microsoft.com/office/drawing/2016/5/11/chartex" xmlns:cx6="http://schemas.microsoft.com/office/drawing/2016/5/12/chartex" xmlns:cx7="http://schemas.microsoft.com/office/drawing/2016/5/13/chartex" xmlns:cx8="http://schemas.microsoft.com/office/drawing/2016/5/14/chartex" xmlns:mc="http://schemas.openxmlformats.org/markup-compatibility/2006" xmlns:aink="http://schemas.microsoft.com/office/drawing/2016/ink" xmlns:am3d="http://schemas.microsoft.com/office/drawing/2017/model3d" xmlns:o="urn:schemas-microsoft-com:office:office" xmlns:oel="http://schemas.microsoft.com/office/2019/extlst" xmlns:r="http://schemas.openxmlformats.org/officeDocument/2006/relationships" xmlns:m="http://schemas.openxmlformats.org/officeDocument/2006/math" xmlns:v="urn:schemas-microsoft-com:vml" xmlns:wp14="http://schemas.microsoft.com/office/word/2010/wordprocessingDrawing" xmlns:wp="http://schemas.openxmlformats.org/drawingml/2006/wordprocessingDrawing" xmlns:w10="urn:schemas-microsoft-com:office:word" xmlns:w="http://schemas.openxmlformats.org/wordprocessingml/2006/main" xmlns:w14="http://schemas.microsoft.com/office/word/2010/wordml" xmlns:w15="http://schemas.microsoft.com/office/word/2012/wordml" xmlns:w16cex="http://schemas.microsoft.com/office/word/2018/wordml/cex" xmlns:w16="http://schemas.microsoft.com/office/word/2018/wordml" xmlns:w16du="http://schemas.microsoft.com/office/word/2023/wordml/word16du" xmlns:w16sdtdh="http://schemas.microsoft.com/office/word/2020/wordml/sdtdatahash" xmlns:w16se="http://schemas.microsoft.com/office/word/2015/wordml/symex" xmlns:wpg="http://schemas.microsoft.com/office/word/2010/wordprocessingGroup" xmlns:wpi="http://schemas.microsoft.com/office/word/2010/wordprocessingInk" xmlns:wne="http://schemas.microsoft.com/office/word/2006/wordml" xmlns:wps="http://schemas.microsoft.com/office/word/2010/wordprocessingShape">
   <w:footnote w:type="separator" w:id="-1">
     <w:p>
@@ -12326,7 +12139,7 @@
 </w:footnotes>
 </file>
 
-<file path=./word/header1.xml><?xml version="1.0" encoding="utf-8"?>
+<file path=word/header1.xml><?xml version="1.0" encoding="utf-8"?>
 <w:hdr xmlns:wpc="http://schemas.microsoft.com/office/word/2010/wordprocessingCanvas" xmlns:cx="http://schemas.microsoft.com/office/drawing/2014/chartex" xmlns:cx1="http://schemas.microsoft.com/office/drawing/2015/9/8/chartex" xmlns:cx2="http://schemas.microsoft.com/office/drawing/2015/10/21/chartex" xmlns:cx3="http://schemas.microsoft.com/office/drawing/2016/5/9/chartex" xmlns:cx4="http://schemas.microsoft.com/office/drawing/2016/5/10/chartex" xmlns:cx5="http://schemas.microsoft.com/office/drawing/2016/5/11/chartex" xmlns:cx6="http://schemas.microsoft.com/office/drawing/2016/5/12/chartex" xmlns:cx7="http://schemas.microsoft.com/office/drawing/2016/5/13/chartex" xmlns:cx8="http://schemas.microsoft.com/office/drawing/2016/5/14/chartex" xmlns:mc="http://schemas.openxmlformats.org/markup-compatibility/2006" xmlns:aink="http://schemas.microsoft.com/office/drawing/2016/ink" xmlns:am3d="http://schemas.microsoft.com/office/drawing/2017/model3d" xmlns:o="urn:schemas-microsoft-com:office:office" xmlns:oel="http://schemas.microsoft.com/office/2019/extlst" xmlns:r="http://schemas.openxmlformats.org/officeDocument/2006/relationships" xmlns:m="http://schemas.openxmlformats.org/officeDocument/2006/math" xmlns:v="urn:schemas-microsoft-com:vml" xmlns:wp14="http://schemas.microsoft.com/office/word/2010/wordprocessingDrawing" xmlns:wp="http://schemas.openxmlformats.org/drawingml/2006/wordprocessingDrawing" xmlns:w10="urn:schemas-microsoft-com:office:word" xmlns:w="http://schemas.openxmlformats.org/wordprocessingml/2006/main" xmlns:w14="http://schemas.microsoft.com/office/word/2010/wordml" xmlns:w15="http://schemas.microsoft.com/office/word/2012/wordml" xmlns:w16cex="http://schemas.microsoft.com/office/word/2018/wordml/cex" xmlns:w16="http://schemas.microsoft.com/office/word/2018/wordml" xmlns:w16du="http://schemas.microsoft.com/office/word/2023/wordml/word16du" xmlns:w16sdtdh="http://schemas.microsoft.com/office/word/2020/wordml/sdtdatahash" xmlns:w16se="http://schemas.microsoft.com/office/word/2015/wordml/symex" xmlns:wpg="http://schemas.microsoft.com/office/word/2010/wordprocessingGroup" xmlns:wpi="http://schemas.microsoft.com/office/word/2010/wordprocessingInk" xmlns:wne="http://schemas.microsoft.com/office/word/2006/wordml" xmlns:wps="http://schemas.microsoft.com/office/word/2010/wordprocessingShape">
   <w:p>
     <w:pPr>
@@ -12345,7 +12158,7 @@
 </w:hdr>
 </file>
 
-<file path=./word/numbering.xml><?xml version="1.0" encoding="utf-8"?>
+<file path=word/numbering.xml><?xml version="1.0" encoding="utf-8"?>
 <w:numbering xmlns:wpc="http://schemas.microsoft.com/office/word/2010/wordprocessingCanvas" xmlns:cx="http://schemas.microsoft.com/office/drawing/2014/chartex" xmlns:cx1="http://schemas.microsoft.com/office/drawing/2015/9/8/chartex" xmlns:cx2="http://schemas.microsoft.com/office/drawing/2015/10/21/chartex" xmlns:cx3="http://schemas.microsoft.com/office/drawing/2016/5/9/chartex" xmlns:cx4="http://schemas.microsoft.com/office/drawing/2016/5/10/chartex" xmlns:cx5="http://schemas.microsoft.com/office/drawing/2016/5/11/chartex" xmlns:cx6="http://schemas.microsoft.com/office/drawing/2016/5/12/chartex" xmlns:cx7="http://schemas.microsoft.com/office/drawing/2016/5/13/chartex" xmlns:cx8="http://schemas.microsoft.com/office/drawing/2016/5/14/chartex" xmlns:mc="http://schemas.openxmlformats.org/markup-compatibility/2006" xmlns:aink="http://schemas.microsoft.com/office/drawing/2016/ink" xmlns:am3d="http://schemas.microsoft.com/office/drawing/2017/model3d" xmlns:o="urn:schemas-microsoft-com:office:office" xmlns:oel="http://schemas.microsoft.com/office/2019/extlst" xmlns:r="http://schemas.openxmlformats.org/officeDocument/2006/relationships" xmlns:m="http://schemas.openxmlformats.org/officeDocument/2006/math" xmlns:v="urn:schemas-microsoft-com:vml" xmlns:wp14="http://schemas.microsoft.com/office/word/2010/wordprocessingDrawing" xmlns:wp="http://schemas.openxmlformats.org/drawingml/2006/wordprocessingDrawing" xmlns:w10="urn:schemas-microsoft-com:office:word" xmlns:w="http://schemas.openxmlformats.org/wordprocessingml/2006/main" xmlns:w14="http://schemas.microsoft.com/office/word/2010/wordml" xmlns:w15="http://schemas.microsoft.com/office/word/2012/wordml" xmlns:w16cex="http://schemas.microsoft.com/office/word/2018/wordml/cex" xmlns:w16="http://schemas.microsoft.com/office/word/2018/wordml" xmlns:w16du="http://schemas.microsoft.com/office/word/2023/wordml/word16du" xmlns:w16sdtdh="http://schemas.microsoft.com/office/word/2020/wordml/sdtdatahash" xmlns:w16se="http://schemas.microsoft.com/office/word/2015/wordml/symex" xmlns:wpg="http://schemas.microsoft.com/office/word/2010/wordprocessingGroup" xmlns:wpi="http://schemas.microsoft.com/office/word/2010/wordprocessingInk" xmlns:wne="http://schemas.microsoft.com/office/word/2006/wordml" xmlns:wps="http://schemas.microsoft.com/office/word/2010/wordprocessingShape">
   <w:abstractNum w:abstractNumId="0">
     <w:nsid w:val="9E7C54B5"/>
@@ -13063,287 +12876,7 @@
 </w:numbering>
 </file>
 
-<file path=./word/settings.xml><?xml version="1.0" encoding="utf-8"?>
-<w:settings xmlns:mc="http://schemas.openxmlformats.org/markup-compatibility/2006" xmlns:o="urn:schemas-microsoft-com:office:office" xmlns:r="http://schemas.openxmlformats.org/officeDocument/2006/relationships" xmlns:m="http://schemas.openxmlformats.org/officeDocument/2006/math" xmlns:v="urn:schemas-microsoft-com:vml" xmlns:w10="urn:schemas-microsoft-com:office:word" xmlns:w="http://schemas.openxmlformats.org/wordprocessingml/2006/main" xmlns:w14="http://schemas.microsoft.com/office/word/2010/wordml" xmlns:w15="http://schemas.microsoft.com/office/word/2012/wordml" xmlns:w16cex="http://schemas.microsoft.com/office/word/2018/wordml/cex" xmlns:w16="http://schemas.microsoft.com/office/word/2018/wordml" xmlns:w16du="http://schemas.microsoft.com/office/word/2023/wordml/word16du" xmlns:w16sdtdh="http://schemas.microsoft.com/office/word/2020/wordml/sdtdatahash" xmlns:w16se="http://schemas.microsoft.com/office/word/2015/wordml/symex" xmlns:sl="http://schemas.openxmlformats.org/schemaLibrary/2006/main">
-  <w:zoom w:percent="130"/>
-  <w:defaultTabStop w:val="720"/>
-  <w:characterSpacingControl w:val="doNotCompress"/>
-  <w:compat>
-    <w:compatSetting w:name="compatibilityMode" w:uri="http://schemas.microsoft.com/office/word" w:val="15"/>
-    <w:compatSetting w:name="overrideTableStyleFontSizeAndJustification" w:uri="http://schemas.microsoft.com/office/word" w:val="1"/>
-    <w:compatSetting w:name="enableOpenTypeFeatures" w:uri="http://schemas.microsoft.com/office/word" w:val="1"/>
-    <w:compatSetting w:name="doNotFlipMirrorIndents" w:uri="http://schemas.microsoft.com/office/word" w:val="1"/>
-    <w:compatSetting w:name="differentiateMultirowTableHeaders" w:uri="http://schemas.microsoft.com/office/word" w:val="1"/>
-    <w:compatSetting w:name="useWord2013TrackBottomHyphenation" w:uri="http://schemas.microsoft.com/office/word" w:val="1"/>
-  </w:compat>
-  <w:rsids>
-    <w:rsidRoot w:val="00F3100B"/>
-    <w:rsid w:val="00040F59"/>
-    <w:rsid w:val="00052799"/>
-    <w:rsid w:val="000543A6"/>
-    <w:rsid w:val="00055DFF"/>
-    <w:rsid w:val="00062717"/>
-    <w:rsid w:val="000669A9"/>
-    <w:rsid w:val="0007333F"/>
-    <w:rsid w:val="00080796"/>
-    <w:rsid w:val="000A015D"/>
-    <w:rsid w:val="000A22AF"/>
-    <w:rsid w:val="000B6928"/>
-    <w:rsid w:val="000C2CB3"/>
-    <w:rsid w:val="000C7394"/>
-    <w:rsid w:val="000D5581"/>
-    <w:rsid w:val="000D5A58"/>
-    <w:rsid w:val="000E266F"/>
-    <w:rsid w:val="00113366"/>
-    <w:rsid w:val="001175F9"/>
-    <w:rsid w:val="001239A3"/>
-    <w:rsid w:val="00124A4D"/>
-    <w:rsid w:val="0013742E"/>
-    <w:rsid w:val="001406D6"/>
-    <w:rsid w:val="00152EA1"/>
-    <w:rsid w:val="001618AD"/>
-    <w:rsid w:val="00167034"/>
-    <w:rsid w:val="001806D4"/>
-    <w:rsid w:val="00183B02"/>
-    <w:rsid w:val="0019126E"/>
-    <w:rsid w:val="0019464D"/>
-    <w:rsid w:val="001B0A93"/>
-    <w:rsid w:val="001B14F0"/>
-    <w:rsid w:val="001B6DBB"/>
-    <w:rsid w:val="001C0A8E"/>
-    <w:rsid w:val="001D1D9E"/>
-    <w:rsid w:val="00200077"/>
-    <w:rsid w:val="002156A2"/>
-    <w:rsid w:val="0022270B"/>
-    <w:rsid w:val="00224718"/>
-    <w:rsid w:val="00226CCC"/>
-    <w:rsid w:val="00233523"/>
-    <w:rsid w:val="00245156"/>
-    <w:rsid w:val="0025119C"/>
-    <w:rsid w:val="0025633B"/>
-    <w:rsid w:val="00261341"/>
-    <w:rsid w:val="0027244B"/>
-    <w:rsid w:val="00281D02"/>
-    <w:rsid w:val="002A1BD6"/>
-    <w:rsid w:val="002B0909"/>
-    <w:rsid w:val="002B147D"/>
-    <w:rsid w:val="002B282B"/>
-    <w:rsid w:val="002D6A55"/>
-    <w:rsid w:val="002D79F6"/>
-    <w:rsid w:val="002E275C"/>
-    <w:rsid w:val="002F2F12"/>
-    <w:rsid w:val="00305525"/>
-    <w:rsid w:val="003151B4"/>
-    <w:rsid w:val="00336657"/>
-    <w:rsid w:val="003517EF"/>
-    <w:rsid w:val="00366616"/>
-    <w:rsid w:val="003758B1"/>
-    <w:rsid w:val="003A0F5B"/>
-    <w:rsid w:val="003A3612"/>
-    <w:rsid w:val="003A76B0"/>
-    <w:rsid w:val="003C3B26"/>
-    <w:rsid w:val="003D3D0D"/>
-    <w:rsid w:val="003D62E8"/>
-    <w:rsid w:val="003D7FAF"/>
-    <w:rsid w:val="003E384D"/>
-    <w:rsid w:val="003E386D"/>
-    <w:rsid w:val="003F2D34"/>
-    <w:rsid w:val="004044A0"/>
-    <w:rsid w:val="004152F0"/>
-    <w:rsid w:val="00416CD3"/>
-    <w:rsid w:val="00432134"/>
-    <w:rsid w:val="00433B9B"/>
-    <w:rsid w:val="00452C33"/>
-    <w:rsid w:val="00457F2B"/>
-    <w:rsid w:val="004702F4"/>
-    <w:rsid w:val="00471D51"/>
-    <w:rsid w:val="0049193A"/>
-    <w:rsid w:val="004A586B"/>
-    <w:rsid w:val="004B3DB6"/>
-    <w:rsid w:val="004C1333"/>
-    <w:rsid w:val="004E0158"/>
-    <w:rsid w:val="00505942"/>
-    <w:rsid w:val="00513593"/>
-    <w:rsid w:val="005345A0"/>
-    <w:rsid w:val="00537112"/>
-    <w:rsid w:val="00543F45"/>
-    <w:rsid w:val="005463DB"/>
-    <w:rsid w:val="00557D5D"/>
-    <w:rsid w:val="005816DA"/>
-    <w:rsid w:val="00584891"/>
-    <w:rsid w:val="0058574F"/>
-    <w:rsid w:val="00587D58"/>
-    <w:rsid w:val="00591511"/>
-    <w:rsid w:val="00591AF1"/>
-    <w:rsid w:val="005B6EDF"/>
-    <w:rsid w:val="005D4E37"/>
-    <w:rsid w:val="00601BEB"/>
-    <w:rsid w:val="006056AF"/>
-    <w:rsid w:val="006061A3"/>
-    <w:rsid w:val="006242BF"/>
-    <w:rsid w:val="006473A8"/>
-    <w:rsid w:val="0065080C"/>
-    <w:rsid w:val="0066068D"/>
-    <w:rsid w:val="0066683A"/>
-    <w:rsid w:val="006A343F"/>
-    <w:rsid w:val="006B0196"/>
-    <w:rsid w:val="006D60C4"/>
-    <w:rsid w:val="00704F4A"/>
-    <w:rsid w:val="0073288C"/>
-    <w:rsid w:val="0073554A"/>
-    <w:rsid w:val="0074237E"/>
-    <w:rsid w:val="00754B5B"/>
-    <w:rsid w:val="007657AF"/>
-    <w:rsid w:val="0077188A"/>
-    <w:rsid w:val="007736BA"/>
-    <w:rsid w:val="00776C3E"/>
-    <w:rsid w:val="007960B1"/>
-    <w:rsid w:val="007A3E01"/>
-    <w:rsid w:val="007A66BB"/>
-    <w:rsid w:val="007A66D9"/>
-    <w:rsid w:val="007B4E62"/>
-    <w:rsid w:val="007D4C93"/>
-    <w:rsid w:val="007E728D"/>
-    <w:rsid w:val="007F2C5D"/>
-    <w:rsid w:val="007F4D76"/>
-    <w:rsid w:val="00820E3D"/>
-    <w:rsid w:val="00825327"/>
-    <w:rsid w:val="00831424"/>
-    <w:rsid w:val="008443D7"/>
-    <w:rsid w:val="00855B50"/>
-    <w:rsid w:val="00871334"/>
-    <w:rsid w:val="008950DA"/>
-    <w:rsid w:val="008B47B4"/>
-    <w:rsid w:val="008B4942"/>
-    <w:rsid w:val="0090248B"/>
-    <w:rsid w:val="00931EAC"/>
-    <w:rsid w:val="00954129"/>
-    <w:rsid w:val="00955027"/>
-    <w:rsid w:val="009758FC"/>
-    <w:rsid w:val="0098233A"/>
-    <w:rsid w:val="009C0EEB"/>
-    <w:rsid w:val="009D19B2"/>
-    <w:rsid w:val="00A05B91"/>
-    <w:rsid w:val="00A07821"/>
-    <w:rsid w:val="00A13BC2"/>
-    <w:rsid w:val="00A27039"/>
-    <w:rsid w:val="00A3221B"/>
-    <w:rsid w:val="00A42BC5"/>
-    <w:rsid w:val="00A81DCE"/>
-    <w:rsid w:val="00A902CB"/>
-    <w:rsid w:val="00AA06C2"/>
-    <w:rsid w:val="00AA1229"/>
-    <w:rsid w:val="00AA1A28"/>
-    <w:rsid w:val="00AA58B7"/>
-    <w:rsid w:val="00AD671E"/>
-    <w:rsid w:val="00AE6421"/>
-    <w:rsid w:val="00AE7A85"/>
-    <w:rsid w:val="00B11958"/>
-    <w:rsid w:val="00B55431"/>
-    <w:rsid w:val="00B57E16"/>
-    <w:rsid w:val="00B71946"/>
-    <w:rsid w:val="00B83408"/>
-    <w:rsid w:val="00B90A6D"/>
-    <w:rsid w:val="00B919A4"/>
-    <w:rsid w:val="00BA36B2"/>
-    <w:rsid w:val="00BB3220"/>
-    <w:rsid w:val="00BD38DA"/>
-    <w:rsid w:val="00BE1514"/>
-    <w:rsid w:val="00BE7231"/>
-    <w:rsid w:val="00BF6CDA"/>
-    <w:rsid w:val="00C21882"/>
-    <w:rsid w:val="00C436B3"/>
-    <w:rsid w:val="00C52B90"/>
-    <w:rsid w:val="00C56334"/>
-    <w:rsid w:val="00C617FD"/>
-    <w:rsid w:val="00C63FAC"/>
-    <w:rsid w:val="00C93D81"/>
-    <w:rsid w:val="00C95003"/>
-    <w:rsid w:val="00CA1464"/>
-    <w:rsid w:val="00CA4110"/>
-    <w:rsid w:val="00CE0ADD"/>
-    <w:rsid w:val="00CE5538"/>
-    <w:rsid w:val="00CF5740"/>
-    <w:rsid w:val="00D11A9D"/>
-    <w:rsid w:val="00D13A91"/>
-    <w:rsid w:val="00D24BAF"/>
-    <w:rsid w:val="00D271FD"/>
-    <w:rsid w:val="00D424E3"/>
-    <w:rsid w:val="00D55044"/>
-    <w:rsid w:val="00D651F5"/>
-    <w:rsid w:val="00D703FF"/>
-    <w:rsid w:val="00D84A49"/>
-    <w:rsid w:val="00D8682A"/>
-    <w:rsid w:val="00DA1126"/>
-    <w:rsid w:val="00DD3371"/>
-    <w:rsid w:val="00DD3663"/>
-    <w:rsid w:val="00E00414"/>
-    <w:rsid w:val="00E14188"/>
-    <w:rsid w:val="00E402F9"/>
-    <w:rsid w:val="00E405A4"/>
-    <w:rsid w:val="00E5004F"/>
-    <w:rsid w:val="00E64C17"/>
-    <w:rsid w:val="00E64C9B"/>
-    <w:rsid w:val="00E71216"/>
-    <w:rsid w:val="00EA3209"/>
-    <w:rsid w:val="00EA362A"/>
-    <w:rsid w:val="00EA5D3E"/>
-    <w:rsid w:val="00EA5DCD"/>
-    <w:rsid w:val="00EC59C9"/>
-    <w:rsid w:val="00EF3150"/>
-    <w:rsid w:val="00EF5230"/>
-    <w:rsid w:val="00F00714"/>
-    <w:rsid w:val="00F20D30"/>
-    <w:rsid w:val="00F229A0"/>
-    <w:rsid w:val="00F3100B"/>
-    <w:rsid w:val="00F455D7"/>
-    <w:rsid w:val="00F609A3"/>
-    <w:rsid w:val="00F66C85"/>
-    <w:rsid w:val="00F70661"/>
-    <w:rsid w:val="00F72B7C"/>
-    <w:rsid w:val="00F827D6"/>
-    <w:rsid w:val="00F944C4"/>
-    <w:rsid w:val="00FA34F5"/>
-    <w:rsid w:val="00FC1783"/>
-    <w:rsid w:val="00FC3D83"/>
-    <w:rsid w:val="00FF6550"/>
-    <w:rsid w:val="01A83C46"/>
-    <w:rsid w:val="058A0319"/>
-    <w:rsid w:val="252E0EB6"/>
-    <w:rsid w:val="26EB3B6A"/>
-    <w:rsid w:val="6D814635"/>
-  </w:rsids>
-  <m:mathPr>
-    <m:mathFont m:val="Cambria Math"/>
-    <m:brkBin m:val="before"/>
-    <m:brkBinSub m:val="--"/>
-    <m:smallFrac m:val="0"/>
-    <m:dispDef/>
-    <m:lMargin m:val="0"/>
-    <m:rMargin m:val="0"/>
-    <m:defJc m:val="centerGroup"/>
-    <m:wrapIndent m:val="1440"/>
-    <m:intLim m:val="subSup"/>
-    <m:naryLim m:val="undOvr"/>
-  </m:mathPr>
-  <w:themeFontLang w:val="en-US" w:eastAsia="zh-CN"/>
-  <w:clrSchemeMapping w:bg1="light1" w:t1="dark1" w:bg2="light2" w:t2="dark2" w:accent1="accent1" w:accent2="accent2" w:accent3="accent3" w:accent4="accent4" w:accent5="accent5" w:accent6="accent6" w:hyperlink="hyperlink" w:followedHyperlink="followedHyperlink"/>
-  <w:shapeDefaults>
-    <o:shapedefaults v:ext="edit" spidmax="1026" fillcolor="white">
-      <v:fill color="white"/>
-    </o:shapedefaults>
-    <o:shapelayout v:ext="edit">
-      <o:idmap v:ext="edit" data="1"/>
-    </o:shapelayout>
-  </w:shapeDefaults>
-  <w:decimalSymbol w:val=","/>
-  <w:listSeparator w:val=","/>
-  <w14:docId w14:val="43E97724"/>
-  <w15:docId w15:val="{9ECFD22C-3F8F-418B-86C1-84DB1DAC81A7}"/>
-</w:settings>
-</file>
-
-<file path=./word/styles.xml><?xml version="1.0" encoding="utf-8"?>
+<file path=word/styles.xml><?xml version="1.0" encoding="utf-8"?>
 <w:styles xmlns:mc="http://schemas.openxmlformats.org/markup-compatibility/2006" xmlns:r="http://schemas.openxmlformats.org/officeDocument/2006/relationships" xmlns:w="http://schemas.openxmlformats.org/wordprocessingml/2006/main" xmlns:w14="http://schemas.microsoft.com/office/word/2010/wordml" xmlns:w15="http://schemas.microsoft.com/office/word/2012/wordml" xmlns:w16cex="http://schemas.microsoft.com/office/word/2018/wordml/cex" xmlns:w16="http://schemas.microsoft.com/office/word/2018/wordml" xmlns:w16du="http://schemas.microsoft.com/office/word/2023/wordml/word16du" xmlns:w16sdtdh="http://schemas.microsoft.com/office/word/2020/wordml/sdtdatahash" xmlns:w16se="http://schemas.microsoft.com/office/word/2015/wordml/symex">
   <w:docDefaults>
     <w:rPrDefault>
@@ -14444,7 +13977,7 @@
 </w:styles>
 </file>
 
-<file path=./word/theme/theme1.xml><?xml version="1.0" encoding="utf-8"?>
+<file path=word/theme/theme1.xml><?xml version="1.0" encoding="utf-8"?>
 <a:theme xmlns:a="http://schemas.openxmlformats.org/drawingml/2006/main" name="Office Theme">
   <a:themeElements>
     <a:clrScheme name="Office">
@@ -14700,9 +14233,19 @@
 </a:theme>
 </file>
 
-<file path=./word/webSettings.xml><?xml version="1.0" encoding="utf-8"?>
-<w:webSettings xmlns:mc="http://schemas.openxmlformats.org/markup-compatibility/2006" xmlns:r="http://schemas.openxmlformats.org/officeDocument/2006/relationships" xmlns:w="http://schemas.openxmlformats.org/wordprocessingml/2006/main" xmlns:w14="http://schemas.microsoft.com/office/word/2010/wordml" xmlns:w15="http://schemas.microsoft.com/office/word/2012/wordml" xmlns:w16cex="http://schemas.microsoft.com/office/word/2018/wordml/cex" xmlns:w16="http://schemas.microsoft.com/office/word/2018/wordml" xmlns:w16du="http://schemas.microsoft.com/office/word/2023/wordml/word16du" xmlns:w16sdtdh="http://schemas.microsoft.com/office/word/2020/wordml/sdtdatahash" xmlns:w16se="http://schemas.microsoft.com/office/word/2015/wordml/symex">
-  <w:relyOnVML/>
-  <w:allowPNG/>
-</w:webSettings>
+<file path=customXml/item1.xml><?xml version="1.0" encoding="utf-8"?>
+<s:customData xmlns="http://www.wps.cn/officeDocument/2013/wpsCustomData" xmlns:s="http://www.wps.cn/officeDocument/2013/wpsCustomData">
+  <customSectProps/>
+  <customShpExts>
+    <customShpInfo spid="_x0000_s1026" textRotate="1"/>
+  </customShpExts>
+</s:customData>
+</file>
+
+<file path=customXml/itemProps1.xml><?xml version="1.0" encoding="utf-8"?>
+<ds:datastoreItem xmlns:ds="http://schemas.openxmlformats.org/officeDocument/2006/customXml" ds:itemID="{B1977F7D-205B-4081-913C-38D41E755F92}">
+  <ds:schemaRefs>
+    <ds:schemaRef ds:uri="http://www.wps.cn/officeDocument/2013/wpsCustomData"/>
+  </ds:schemaRefs>
+</ds:datastoreItem>
 </file>
--- a/skills/phong-hcqt/assets/hop-dong.docx
+++ b/skills/phong-hcqt/assets/hop-dong.docx
@@ -24,7 +24,7 @@
           <w:sz w:val="28"/>
           <w:szCs w:val="28"/>
         </w:rPr>
-        <w:t>CỘNG HÒA XÃ HỘI CHỦ NGHĨA VIỆT NAM</w:t>
+        <w:t xml:space="preserve">CỘNG HÒA XÃ HỘI CHỦ NGHĨA VIỆT NAM</w:t>
       </w:r>
     </w:p>
     <w:p>
@@ -119,7 +119,7 @@
           <w:sz w:val="28"/>
           <w:szCs w:val="28"/>
         </w:rPr>
-        <w:t>Độc lập - Tự do - Hạnh phúc</w:t>
+        <w:t xml:space="preserve">Độc lập - Tự do - Hạnh phúc</w:t>
       </w:r>
     </w:p>
     <w:p>
@@ -159,7 +159,7 @@
           <w:sz w:val="30"/>
           <w:szCs w:val="30"/>
         </w:rPr>
-        <w:t>HỢP ĐỒNG KINH TẾ</w:t>
+        <w:t xml:space="preserve">HỢP ĐỒNG KINH TẾ</w:t>
       </w:r>
     </w:p>
     <w:p>
@@ -188,7 +188,7 @@
           <w:sz w:val="26"/>
           <w:szCs w:val="26"/>
         </w:rPr>
-        <w:t>(</w:t>
+        <w:t xml:space="preserve">(</w:t>
       </w:r>
       <w:r>
         <w:rPr>
@@ -223,7 +223,7 @@
           <w:sz w:val="26"/>
           <w:szCs w:val="26"/>
         </w:rPr>
-        <w:t>)</w:t>
+        <w:t xml:space="preserve">)</w:t>
       </w:r>
     </w:p>
     <w:p>
@@ -312,7 +312,7 @@
                 <w:szCs w:val="26"/>
                 <w:lang w:val="en-US"/>
               </w:rPr>
-              <w:t>Gói thầu</w:t>
+              <w:t xml:space="preserve">Gói thầu</w:t>
             </w:r>
           </w:p>
         </w:tc>
@@ -346,7 +346,7 @@
                 <w:szCs w:val="26"/>
                 <w:lang w:val="en-US"/>
               </w:rPr>
-              <w:t>:</w:t>
+              <w:t xml:space="preserve">:</w:t>
             </w:r>
           </w:p>
         </w:tc>
@@ -415,7 +415,7 @@
                 <w:szCs w:val="26"/>
                 <w:lang w:val="en-US"/>
               </w:rPr>
-              <w:t>Thuộc dự toán mua sắm</w:t>
+              <w:t xml:space="preserve">Thuộc dự toán mua sắm</w:t>
             </w:r>
           </w:p>
         </w:tc>
@@ -449,7 +449,7 @@
                 <w:szCs w:val="26"/>
                 <w:lang w:val="en-US"/>
               </w:rPr>
-              <w:t>:</w:t>
+              <w:t xml:space="preserve">:</w:t>
             </w:r>
           </w:p>
         </w:tc>
@@ -496,7 +496,7 @@
                 <w:szCs w:val="26"/>
                 <w:lang w:val="en-US"/>
               </w:rPr>
-              <w:t>__</w:t>
+              <w:t xml:space="preserve">__</w:t>
             </w:r>
             <w:r>
               <w:rPr>
@@ -505,7 +505,7 @@
                 <w:color w:val="FF0000"/>
                 <w:szCs w:val="26"/>
               </w:rPr>
-              <w:t>.</w:t>
+              <w:t xml:space="preserve">.</w:t>
             </w:r>
           </w:p>
         </w:tc>
@@ -700,7 +700,7 @@
           <w:sz w:val="26"/>
           <w:szCs w:val="26"/>
         </w:rPr>
-        <w:t>/</w:t>
+        <w:t xml:space="preserve">/</w:t>
       </w:r>
       <w:r>
         <w:rPr>
@@ -718,7 +718,7 @@
           <w:sz w:val="26"/>
           <w:szCs w:val="26"/>
         </w:rPr>
-        <w:t>/</w:t>
+        <w:t xml:space="preserve">/</w:t>
       </w:r>
       <w:r>
         <w:rPr>
@@ -745,16 +745,16 @@
           <w:sz w:val="26"/>
           <w:szCs w:val="26"/>
         </w:rPr>
-        <w:t>Đ</w:t>
-      </w:r>
-      <w:r>
-        <w:rPr>
-          <w:rFonts w:ascii="Times New Roman" w:hAnsi="Times New Roman" w:cs="Times New Roman"/>
-          <w:color w:val="000000" w:themeColor="text1"/>
-          <w:sz w:val="26"/>
-          <w:szCs w:val="26"/>
-        </w:rPr>
-        <w:t>a khoa tỉnh Phú Thọ về việc phê duyệt dự toán và kế hoạch lựa chọn nhà thầu dự toán mua sắm</w:t>
+        <w:t xml:space="preserve">Đ</w:t>
+      </w:r>
+      <w:r>
+        <w:rPr>
+          <w:rFonts w:ascii="Times New Roman" w:hAnsi="Times New Roman" w:cs="Times New Roman"/>
+          <w:color w:val="000000" w:themeColor="text1"/>
+          <w:sz w:val="26"/>
+          <w:szCs w:val="26"/>
+        </w:rPr>
+        <w:t xml:space="preserve">a khoa tỉnh Phú Thọ về việc phê duyệt dự toán và kế hoạch lựa chọn nhà thầu dự toán mua sắm</w:t>
       </w:r>
       <w:r>
         <w:rPr>
@@ -829,7 +829,7 @@
           <w:szCs w:val="26"/>
           <w:lang w:val="pt-BR"/>
         </w:rPr>
-        <w:t>Đ</w:t>
+        <w:t xml:space="preserve">Đ</w:t>
       </w:r>
       <w:r>
         <w:rPr>
@@ -862,7 +862,7 @@
           <w:szCs w:val="26"/>
           <w:lang w:val="pt-BR"/>
         </w:rPr>
-        <w:t>;</w:t>
+        <w:t xml:space="preserve">;</w:t>
       </w:r>
     </w:p>
     <w:p>
@@ -909,7 +909,7 @@
           <w:sz w:val="26"/>
           <w:szCs w:val="26"/>
         </w:rPr>
-        <w:t>/QĐ-BV</w:t>
+        <w:t xml:space="preserve">/QĐ-BV</w:t>
       </w:r>
       <w:r>
         <w:rPr>
@@ -945,7 +945,7 @@
           <w:sz w:val="26"/>
           <w:szCs w:val="26"/>
         </w:rPr>
-        <w:t>Đ</w:t>
+        <w:t xml:space="preserve">Đ</w:t>
       </w:r>
       <w:r>
         <w:rPr>
@@ -976,7 +976,7 @@
           <w:szCs w:val="26"/>
           <w:lang w:val="nl-NL"/>
         </w:rPr>
-        <w:t>gói thầu</w:t>
+        <w:t xml:space="preserve">gói thầu</w:t>
       </w:r>
       <w:r>
         <w:rPr>
@@ -986,7 +986,7 @@
           <w:sz w:val="26"/>
           <w:szCs w:val="26"/>
         </w:rPr>
-        <w:t>:</w:t>
+        <w:t xml:space="preserve">:</w:t>
       </w:r>
       <w:r>
         <w:rPr>
@@ -1018,7 +1018,7 @@
           <w:szCs w:val="26"/>
           <w:lang w:val="pt-BR"/>
         </w:rPr>
-        <w:t>.</w:t>
+        <w:t xml:space="preserve">.</w:t>
       </w:r>
     </w:p>
     <w:p>
@@ -1050,7 +1050,7 @@
           <w:szCs w:val="26"/>
           <w:lang w:val="en"/>
         </w:rPr>
-        <w:t>H</w:t>
+        <w:t xml:space="preserve">H</w:t>
       </w:r>
       <w:r>
         <w:rPr>
@@ -1074,7 +1074,7 @@
           <w:szCs w:val="26"/>
           <w:lang w:val="en"/>
         </w:rPr>
-        <w:t>ngày</w:t>
+        <w:t xml:space="preserve">ngày</w:t>
       </w:r>
       <w:r>
         <w:rPr>
@@ -1182,7 +1182,7 @@
           <w:szCs w:val="26"/>
           <w:lang w:val="en"/>
         </w:rPr>
-        <w:t>,</w:t>
+        <w:t xml:space="preserve">,</w:t>
       </w:r>
       <w:r>
         <w:rPr>
@@ -1206,7 +1206,7 @@
           <w:szCs w:val="26"/>
           <w:lang w:val="en"/>
         </w:rPr>
-        <w:t>Đ</w:t>
+        <w:t xml:space="preserve">Đ</w:t>
       </w:r>
       <w:r>
         <w:rPr>
@@ -1218,7 +1218,7 @@
           <w:szCs w:val="26"/>
           <w:lang w:val="en"/>
         </w:rPr>
-        <w:t>a khoa tỉnh Phú Thọ,</w:t>
+        <w:t xml:space="preserve">a khoa tỉnh Phú Thọ,</w:t>
       </w:r>
       <w:r>
         <w:rPr>
@@ -1270,7 +1270,7 @@
           <w:sz w:val="26"/>
           <w:szCs w:val="26"/>
         </w:rPr>
-        <w:t>CHỦ ĐẦ</w:t>
+        <w:t xml:space="preserve">CHỦ ĐẦ</w:t>
       </w:r>
       <w:r>
         <w:rPr>
@@ -1281,7 +1281,7 @@
           <w:sz w:val="26"/>
           <w:szCs w:val="26"/>
         </w:rPr>
-        <w:t>U TƯ (</w:t>
+        <w:t xml:space="preserve">U TƯ (</w:t>
       </w:r>
       <w:r>
         <w:rPr>
@@ -1292,7 +1292,7 @@
           <w:sz w:val="26"/>
           <w:szCs w:val="26"/>
         </w:rPr>
-        <w:t>BÊN A</w:t>
+        <w:t xml:space="preserve">BÊN A</w:t>
       </w:r>
       <w:r>
         <w:rPr>
@@ -1314,7 +1314,7 @@
           <w:sz w:val="26"/>
           <w:szCs w:val="26"/>
         </w:rPr>
-        <w:t>BỆNH VIỆN ĐA KHOA TỈNH PHÚ THỌ</w:t>
+        <w:t xml:space="preserve">BỆNH VIỆN ĐA KHOA TỈNH PHÚ THỌ</w:t>
       </w:r>
     </w:p>
     <w:p>
@@ -1341,7 +1341,7 @@
           <w:sz w:val="26"/>
           <w:szCs w:val="26"/>
         </w:rPr>
-        <w:t>-</w:t>
+        <w:t xml:space="preserve">-</w:t>
       </w:r>
       <w:r>
         <w:rPr>
@@ -1372,7 +1372,7 @@
           <w:szCs w:val="26"/>
           <w:lang w:val="nl-NL"/>
         </w:rPr>
-        <w:t>Ông</w:t>
+        <w:t xml:space="preserve">Ông</w:t>
       </w:r>
       <w:r>
         <w:rPr>
@@ -1383,7 +1383,7 @@
           <w:szCs w:val="26"/>
           <w:lang w:val="nl-NL"/>
         </w:rPr>
-        <w:t>:</w:t>
+        <w:t xml:space="preserve">:</w:t>
       </w:r>
       <w:r>
         <w:rPr>
@@ -1445,7 +1445,7 @@
           <w:sz w:val="26"/>
           <w:szCs w:val="26"/>
         </w:rPr>
-        <w:t>Giám đốc;</w:t>
+        <w:t xml:space="preserve">Giám đốc;</w:t>
       </w:r>
     </w:p>
     <w:p>
@@ -1483,7 +1483,7 @@
           <w:sz w:val="26"/>
           <w:szCs w:val="26"/>
         </w:rPr>
-        <w:t>Đường Nguyễn Tất Thành, Phường Việt Trì, Tỉnh Phú Thọ</w:t>
+        <w:t xml:space="preserve">Đường Nguyễn Tất Thành, Phường Việt Trì, Tỉnh Phú Thọ</w:t>
       </w:r>
       <w:r>
         <w:rPr>
@@ -1493,7 +1493,7 @@
           <w:sz w:val="26"/>
           <w:szCs w:val="26"/>
         </w:rPr>
-        <w:t>;</w:t>
+        <w:t xml:space="preserve">;</w:t>
       </w:r>
     </w:p>
     <w:p>
@@ -1528,7 +1528,7 @@
           <w:szCs w:val="26"/>
           <w:lang w:val="fr-FR"/>
         </w:rPr>
-        <w:t>Điện thoạ</w:t>
+        <w:t xml:space="preserve">Điện thoạ</w:t>
       </w:r>
       <w:r>
         <w:rPr>
@@ -1682,7 +1682,7 @@
           <w:szCs w:val="26"/>
           <w:lang w:val="nl-NL"/>
         </w:rPr>
-        <w:t>NHÀ THẦU (</w:t>
+        <w:t xml:space="preserve">NHÀ THẦU (</w:t>
       </w:r>
       <w:r>
         <w:rPr>
@@ -1693,7 +1693,7 @@
           <w:szCs w:val="26"/>
           <w:lang w:val="nl-NL"/>
         </w:rPr>
-        <w:t>BÊN B</w:t>
+        <w:t xml:space="preserve">BÊN B</w:t>
       </w:r>
       <w:r>
         <w:rPr>
@@ -1704,7 +1704,7 @@
           <w:szCs w:val="26"/>
           <w:lang w:val="nl-NL"/>
         </w:rPr>
-        <w:t>):</w:t>
+        <w:t xml:space="preserve">):</w:t>
       </w:r>
       <w:r>
         <w:rPr>
@@ -1753,7 +1753,7 @@
           <w:szCs w:val="26"/>
           <w:lang w:val="fr-FR"/>
         </w:rPr>
-        <w:t>- Đại diện</w:t>
+        <w:t xml:space="preserve">- Đại diện</w:t>
       </w:r>
       <w:r>
         <w:rPr>
@@ -1786,7 +1786,7 @@
           <w:szCs w:val="26"/>
           <w:lang w:val="fr-FR"/>
         </w:rPr>
-        <w:t>Ông</w:t>
+        <w:t xml:space="preserve">Ông</w:t>
       </w:r>
       <w:r>
         <w:rPr>
@@ -1797,7 +1797,7 @@
           <w:szCs w:val="26"/>
           <w:lang w:val="fr-FR"/>
         </w:rPr>
-        <w:t>/Bà</w:t>
+        <w:t xml:space="preserve">/Bà</w:t>
       </w:r>
       <w:r>
         <w:rPr>
@@ -1808,7 +1808,7 @@
           <w:szCs w:val="26"/>
           <w:lang w:val="fr-FR"/>
         </w:rPr>
-        <w:t> :</w:t>
+        <w:t xml:space="preserve"> :</w:t>
       </w:r>
       <w:r>
         <w:rPr>
@@ -1845,7 +1845,7 @@
           <w:szCs w:val="26"/>
           <w:lang w:val="fr-FR"/>
         </w:rPr>
-        <w:t xml:space="preserve">  -</w:t>
+        <w:t xml:space="preserve"> -</w:t>
       </w:r>
       <w:r>
         <w:rPr>
@@ -1917,7 +1917,7 @@
           <w:szCs w:val="26"/>
           <w:lang w:val="fr-FR"/>
         </w:rPr>
-        <w:t> ;</w:t>
+        <w:t xml:space="preserve"> ;</w:t>
       </w:r>
       <w:r>
         <w:rPr>
@@ -1959,7 +1959,7 @@
           <w:szCs w:val="26"/>
           <w:lang w:val="fr-FR"/>
         </w:rPr>
-        <w:t>- Địa chỉ:</w:t>
+        <w:t xml:space="preserve">- Địa chỉ:</w:t>
       </w:r>
       <w:r>
         <w:rPr>
@@ -1988,7 +1988,7 @@
           <w:szCs w:val="26"/>
           <w:lang w:val="fr-FR"/>
         </w:rPr>
-        <w:t> ;</w:t>
+        <w:t xml:space="preserve"> ;</w:t>
       </w:r>
     </w:p>
     <w:p>
@@ -2011,7 +2011,7 @@
           <w:szCs w:val="26"/>
         </w:rPr>
         <w:lastRenderedPageBreak/>
-        <w:t>- Điện thoại:</w:t>
+        <w:t xml:space="preserve">- Điện thoại:</w:t>
       </w:r>
       <w:r>
         <w:rPr>
@@ -2039,7 +2039,7 @@
           <w:sz w:val="26"/>
           <w:szCs w:val="26"/>
         </w:rPr>
-        <w:t>;</w:t>
+        <w:t xml:space="preserve">;</w:t>
       </w:r>
       <w:r>
         <w:rPr>
@@ -2048,7 +2048,7 @@
           <w:sz w:val="26"/>
           <w:szCs w:val="26"/>
         </w:rPr>
-        <w:t xml:space="preserve">        </w:t>
+        <w:t xml:space="preserve"> </w:t>
       </w:r>
     </w:p>
     <w:p>
@@ -2109,7 +2109,7 @@
           <w:szCs w:val="26"/>
           <w:lang w:val="nl-NL"/>
         </w:rPr>
-        <w:t>;</w:t>
+        <w:t xml:space="preserve">;</w:t>
       </w:r>
     </w:p>
     <w:p>
@@ -2196,7 +2196,7 @@
           <w:szCs w:val="26"/>
           <w:lang w:val="fr-FR"/>
         </w:rPr>
-        <w:t>hi nhánh</w:t>
+        <w:t xml:space="preserve">hi nhánh</w:t>
       </w:r>
       <w:r>
         <w:rPr>
@@ -2226,7 +2226,7 @@
           <w:szCs w:val="26"/>
           <w:lang w:val="fr-FR"/>
         </w:rPr>
-        <w:t> ;</w:t>
+        <w:t xml:space="preserve"> ;</w:t>
       </w:r>
       <w:r>
         <w:rPr>
@@ -2256,7 +2256,7 @@
           <w:szCs w:val="26"/>
           <w:lang w:val="fr-FR"/>
         </w:rPr>
-        <w:t>(Mã ngân hàng : __)</w:t>
+        <w:t xml:space="preserve">(Mã ngân hàng : __)</w:t>
       </w:r>
     </w:p>
     <w:p>
@@ -2311,7 +2311,7 @@
           <w:szCs w:val="26"/>
           <w:lang w:val="fr-FR"/>
         </w:rPr>
-        <w:t>kinh tế</w:t>
+        <w:t xml:space="preserve">kinh tế</w:t>
       </w:r>
       <w:r>
         <w:rPr>
@@ -2363,7 +2363,7 @@
           <w:szCs w:val="26"/>
           <w:lang w:val="fr-FR"/>
         </w:rPr>
-        <w:t>:</w:t>
+        <w:t xml:space="preserve">:</w:t>
       </w:r>
     </w:p>
     <w:p>
@@ -2402,7 +2402,7 @@
           <w:szCs w:val="26"/>
           <w:lang w:val="nb-NO"/>
         </w:rPr>
-        <w:t>là các hàng hóa</w:t>
+        <w:t xml:space="preserve">là các hàng hóa</w:t>
       </w:r>
       <w:r>
         <w:rPr>
@@ -2422,7 +2422,7 @@
           <w:szCs w:val="26"/>
           <w:lang w:val="nb-NO"/>
         </w:rPr>
-        <w:t>dịch vụ liên quan (nếu có)</w:t>
+        <w:t xml:space="preserve">dịch vụ liên quan (nếu có)</w:t>
       </w:r>
       <w:r>
         <w:rPr>
@@ -2452,7 +2452,7 @@
           <w:sz w:val="26"/>
           <w:szCs w:val="26"/>
         </w:rPr>
-        <w:t>p</w:t>
+        <w:t xml:space="preserve">p</w:t>
       </w:r>
       <w:r>
         <w:rPr>
@@ -2462,7 +2462,7 @@
           <w:szCs w:val="26"/>
           <w:lang w:val="vi-VN"/>
         </w:rPr>
-        <w:t>hụ lục kèm theo</w:t>
+        <w:t xml:space="preserve">hụ lục kèm theo</w:t>
       </w:r>
       <w:r>
         <w:rPr>
@@ -2527,7 +2527,7 @@
           <w:szCs w:val="26"/>
           <w:lang w:val="nl-NL"/>
         </w:rPr>
-        <w:t>Thành phần hợp đồng và thứ tự ưu tiên pháp lý như sau:</w:t>
+        <w:t xml:space="preserve">Thành phần hợp đồng và thứ tự ưu tiên pháp lý như sau:</w:t>
       </w:r>
     </w:p>
     <w:p>
@@ -2617,7 +2617,7 @@
           <w:szCs w:val="26"/>
           <w:lang w:val="nl-NL"/>
         </w:rPr>
-        <w:t>lựa chọn nhà thầu</w:t>
+        <w:t xml:space="preserve">lựa chọn nhà thầu</w:t>
       </w:r>
       <w:r>
         <w:rPr>
@@ -2626,7 +2626,7 @@
           <w:szCs w:val="26"/>
           <w:lang w:val="nl-NL"/>
         </w:rPr>
-        <w:t>;</w:t>
+        <w:t xml:space="preserve">;</w:t>
       </w:r>
     </w:p>
     <w:p>
@@ -2659,7 +2659,7 @@
           <w:szCs w:val="26"/>
           <w:lang w:val="nl-NL"/>
         </w:rPr>
-        <w:t>. Các tài liệu kèm theo khác (nếu có).</w:t>
+        <w:t xml:space="preserve">. Các tài liệu kèm theo khác (nếu có).</w:t>
       </w:r>
     </w:p>
     <w:p>
@@ -2715,7 +2715,7 @@
           <w:szCs w:val="26"/>
           <w:lang w:val="vi-VN"/>
         </w:rPr>
-        <w:t>. Giá</w:t>
+        <w:t xml:space="preserve">. Giá</w:t>
       </w:r>
       <w:r>
         <w:rPr>
@@ -2749,7 +2749,7 @@
           <w:sz w:val="26"/>
           <w:szCs w:val="26"/>
         </w:rPr>
-        <w:t>, tạm ứng, thanh toán</w:t>
+        <w:t xml:space="preserve">, tạm ứng, thanh toán</w:t>
       </w:r>
       <w:r>
         <w:rPr>
@@ -2760,7 +2760,7 @@
           <w:sz w:val="26"/>
           <w:szCs w:val="26"/>
         </w:rPr>
-        <w:t>:</w:t>
+        <w:t xml:space="preserve">:</w:t>
       </w:r>
     </w:p>
     <w:p>
@@ -2869,7 +2869,7 @@
           <w:szCs w:val="26"/>
           <w:lang w:val="nl-NL"/>
         </w:rPr>
-        <w:t>./.)</w:t>
+        <w:t xml:space="preserve">./.)</w:t>
       </w:r>
     </w:p>
     <w:p>
@@ -2895,7 +2895,7 @@
           <w:sz w:val="26"/>
           <w:szCs w:val="26"/>
         </w:rPr>
-        <w:t>(</w:t>
+        <w:t xml:space="preserve">(</w:t>
       </w:r>
       <w:r>
         <w:rPr>
@@ -2906,7 +2906,7 @@
           <w:szCs w:val="26"/>
           <w:lang w:val="nl-NL"/>
         </w:rPr>
-        <w:t>Giá trị hợp đồng chi tiết theo phụ lục đính kèm</w:t>
+        <w:t xml:space="preserve">Giá trị hợp đồng chi tiết theo phụ lục đính kèm</w:t>
       </w:r>
       <w:r>
         <w:rPr>
@@ -2952,17 +2952,17 @@
           <w:sz w:val="26"/>
           <w:szCs w:val="26"/>
         </w:rPr>
-        <w:t>các loại thuế, phí, lệ phí và các chi phí liên quan khác, bao gồm cả chi phí vận chuyển và lắp đặt (nếu có)</w:t>
-      </w:r>
-      <w:r>
-        <w:rPr>
-          <w:rFonts w:ascii="Times New Roman" w:hAnsi="Times New Roman" w:cs="Times New Roman"/>
-          <w:color w:val="000000" w:themeColor="text1"/>
-          <w:sz w:val="26"/>
-          <w:szCs w:val="26"/>
-          <w:lang w:val="nl-NL"/>
-        </w:rPr>
-        <w:t>.</w:t>
+        <w:t xml:space="preserve">các loại thuế, phí, lệ phí và các chi phí liên quan khác, bao gồm cả chi phí vận chuyển và lắp đặt (nếu có)</w:t>
+      </w:r>
+      <w:r>
+        <w:rPr>
+          <w:rFonts w:ascii="Times New Roman" w:hAnsi="Times New Roman" w:cs="Times New Roman"/>
+          <w:color w:val="000000" w:themeColor="text1"/>
+          <w:sz w:val="26"/>
+          <w:szCs w:val="26"/>
+          <w:lang w:val="nl-NL"/>
+        </w:rPr>
+        <w:t xml:space="preserve">.</w:t>
       </w:r>
     </w:p>
     <w:p>
@@ -3013,7 +3013,7 @@
           <w:szCs w:val="26"/>
           <w:lang w:val="nl-NL"/>
         </w:rPr>
-        <w:t>Không tạm ứng.</w:t>
+        <w:t xml:space="preserve">Không tạm ứng.</w:t>
       </w:r>
     </w:p>
     <w:p>
@@ -3079,7 +3079,7 @@
           <w:szCs w:val="26"/>
           <w:lang w:val="nl-NL"/>
         </w:rPr>
-        <w:t>- Hình thức thanh toán:</w:t>
+        <w:t xml:space="preserve">- Hình thức thanh toán:</w:t>
       </w:r>
       <w:r>
         <w:rPr>
@@ -3101,7 +3101,7 @@
           <w:szCs w:val="26"/>
           <w:lang w:val="nl-NL"/>
         </w:rPr>
-        <w:t>C</w:t>
+        <w:t xml:space="preserve">C</w:t>
       </w:r>
       <w:r>
         <w:rPr>
@@ -3112,7 +3112,7 @@
           <w:szCs w:val="26"/>
           <w:lang w:val="nl-NL"/>
         </w:rPr>
-        <w:t>huyển khoản.</w:t>
+        <w:t xml:space="preserve">huyển khoản.</w:t>
       </w:r>
     </w:p>
     <w:p>
@@ -3186,7 +3186,7 @@
           <w:szCs w:val="26"/>
           <w:lang w:val="nl-NL"/>
         </w:rPr>
-        <w:t>Bên B</w:t>
+        <w:t xml:space="preserve">Bên B</w:t>
       </w:r>
       <w:r>
         <w:rPr>
@@ -3231,7 +3231,7 @@
           <w:szCs w:val="26"/>
           <w:lang w:val="es-UY"/>
         </w:rPr>
-        <w:t>Giấy đề nghị thanh toán</w:t>
+        <w:t xml:space="preserve">Giấy đề nghị thanh toán</w:t>
       </w:r>
       <w:r>
         <w:rPr>
@@ -3241,7 +3241,7 @@
           <w:szCs w:val="26"/>
           <w:lang w:val="es-UY"/>
         </w:rPr>
-        <w:t>;</w:t>
+        <w:t xml:space="preserve">;</w:t>
       </w:r>
     </w:p>
     <w:p>
@@ -3273,7 +3273,7 @@
           <w:szCs w:val="26"/>
           <w:lang w:val="es-UY"/>
         </w:rPr>
-        <w:t>Hoá đơn Giá trị gia tăng;</w:t>
+        <w:t xml:space="preserve">Hoá đơn Giá trị gia tăng;</w:t>
       </w:r>
     </w:p>
     <w:p>
@@ -3305,7 +3305,7 @@
           <w:szCs w:val="26"/>
           <w:lang w:val="es-UY"/>
         </w:rPr>
-        <w:t>Biên bản nghiệm thu khối lượng</w:t>
+        <w:t xml:space="preserve">Biên bản nghiệm thu khối lượng</w:t>
       </w:r>
       <w:r>
         <w:rPr>
@@ -3357,7 +3357,7 @@
           <w:szCs w:val="26"/>
           <w:lang w:val="es-UY"/>
         </w:rPr>
-        <w:t>Biên bản thanh lý hợp đồng</w:t>
+        <w:t xml:space="preserve">Biên bản thanh lý hợp đồng</w:t>
       </w:r>
       <w:r>
         <w:rPr>
@@ -3367,7 +3367,7 @@
           <w:szCs w:val="26"/>
           <w:lang w:val="es-UY"/>
         </w:rPr>
-        <w:t>;</w:t>
+        <w:t xml:space="preserve">;</w:t>
       </w:r>
     </w:p>
     <w:p>
@@ -3399,7 +3399,7 @@
           <w:szCs w:val="26"/>
           <w:lang w:val="es-UY"/>
         </w:rPr>
-        <w:t>Các hồ sơ liên quan khác theo quy định.</w:t>
+        <w:t xml:space="preserve">Các hồ sơ liên quan khác theo quy định.</w:t>
       </w:r>
     </w:p>
     <w:p>
@@ -3453,7 +3453,7 @@
           <w:szCs w:val="26"/>
           <w:lang w:val="nl-NL"/>
         </w:rPr>
-        <w:t>Bên A</w:t>
+        <w:t xml:space="preserve">Bên A</w:t>
       </w:r>
       <w:r>
         <w:rPr>
@@ -3497,7 +3497,7 @@
           <w:szCs w:val="26"/>
           <w:lang w:val="nl-NL"/>
         </w:rPr>
-        <w:t>Bên B</w:t>
+        <w:t xml:space="preserve">Bên B</w:t>
       </w:r>
       <w:r>
         <w:rPr>
@@ -3519,7 +3519,7 @@
           <w:szCs w:val="26"/>
           <w:lang w:val="nl-NL"/>
         </w:rPr>
-        <w:t>Bên B</w:t>
+        <w:t xml:space="preserve">Bên B</w:t>
       </w:r>
       <w:r>
         <w:rPr>
@@ -3541,7 +3541,7 @@
           <w:szCs w:val="26"/>
           <w:lang w:val="nl-NL"/>
         </w:rPr>
-        <w:t>Bên A</w:t>
+        <w:t xml:space="preserve">Bên A</w:t>
       </w:r>
       <w:r>
         <w:rPr>
@@ -3563,7 +3563,7 @@
           <w:szCs w:val="26"/>
           <w:lang w:val="nl-NL"/>
         </w:rPr>
-        <w:t>Bên B</w:t>
+        <w:t xml:space="preserve">Bên B</w:t>
       </w:r>
       <w:r>
         <w:rPr>
@@ -3647,7 +3647,7 @@
           <w:szCs w:val="26"/>
           <w:lang w:val="nl-NL"/>
         </w:rPr>
-        <w:t>:</w:t>
+        <w:t xml:space="preserve">:</w:t>
       </w:r>
     </w:p>
     <w:p>
@@ -3673,7 +3673,7 @@
           <w:szCs w:val="26"/>
           <w:lang w:val="nl-NL"/>
         </w:rPr>
-        <w:t>Loại hợp đồng:</w:t>
+        <w:t xml:space="preserve">Loại hợp đồng:</w:t>
       </w:r>
       <w:r>
         <w:rPr>
@@ -3691,7 +3691,7 @@
           <w:szCs w:val="26"/>
           <w:lang w:val="nl-NL"/>
         </w:rPr>
-        <w:t>.</w:t>
+        <w:t xml:space="preserve">.</w:t>
       </w:r>
     </w:p>
     <w:p>
@@ -3765,7 +3765,7 @@
           <w:szCs w:val="26"/>
           <w:lang w:val="nl-NL"/>
         </w:rPr>
-        <w:t>gói thầu</w:t>
+        <w:t xml:space="preserve">gói thầu</w:t>
       </w:r>
       <w:r>
         <w:rPr>
@@ -3835,7 +3835,7 @@
           <w:szCs w:val="26"/>
           <w:lang w:val="nl-NL"/>
         </w:rPr>
-        <w:t>kể từ ngày hợp đồng này có hiệu lực.</w:t>
+        <w:t xml:space="preserve">kể từ ngày hợp đồng này có hiệu lực.</w:t>
       </w:r>
     </w:p>
     <w:p>
@@ -3923,7 +3923,7 @@
           <w:szCs w:val="26"/>
           <w:lang w:val="nl-NL"/>
         </w:rPr>
-        <w:t>kể từ</w:t>
+        <w:t xml:space="preserve">kể từ</w:t>
       </w:r>
       <w:r>
         <w:rPr>
@@ -4007,7 +4007,7 @@
           <w:sz w:val="26"/>
           <w:szCs w:val="26"/>
         </w:rPr>
-        <w:t>Bên A</w:t>
+        <w:t xml:space="preserve">Bên A</w:t>
       </w:r>
       <w:r>
         <w:rPr>
@@ -4018,7 +4018,7 @@
           <w:sz w:val="26"/>
           <w:szCs w:val="26"/>
         </w:rPr>
-        <w:t>:</w:t>
+        <w:t xml:space="preserve">:</w:t>
       </w:r>
     </w:p>
     <w:p>
@@ -4055,7 +4055,7 @@
           <w:sz w:val="26"/>
           <w:szCs w:val="26"/>
         </w:rPr>
-        <w:t>Bên A</w:t>
+        <w:t xml:space="preserve">Bên A</w:t>
       </w:r>
       <w:r>
         <w:rPr>
@@ -4074,7 +4074,7 @@
           <w:sz w:val="26"/>
           <w:szCs w:val="26"/>
         </w:rPr>
-        <w:t>t</w:t>
+        <w:t xml:space="preserve">t</w:t>
       </w:r>
       <w:r>
         <w:rPr>
@@ -4094,7 +4094,7 @@
           <w:szCs w:val="26"/>
           <w:lang w:val="vi-VN"/>
         </w:rPr>
-        <w:t>Bên B</w:t>
+        <w:t xml:space="preserve">Bên B</w:t>
       </w:r>
       <w:r>
         <w:rPr>
@@ -4123,7 +4123,7 @@
           <w:szCs w:val="26"/>
           <w:lang w:val="vi-VN"/>
         </w:rPr>
-        <w:t>của Hợp đồng</w:t>
+        <w:t xml:space="preserve">của Hợp đồng</w:t>
       </w:r>
       <w:r>
         <w:rPr>
@@ -4151,7 +4151,7 @@
           <w:sz w:val="26"/>
           <w:szCs w:val="26"/>
         </w:rPr>
-        <w:t>hàng hoá</w:t>
+        <w:t xml:space="preserve">hàng hoá</w:t>
       </w:r>
       <w:r>
         <w:rPr>
@@ -4161,7 +4161,7 @@
           <w:szCs w:val="26"/>
           <w:lang w:val="vi-VN"/>
         </w:rPr>
-        <w:t>.</w:t>
+        <w:t xml:space="preserve">.</w:t>
       </w:r>
     </w:p>
     <w:p>
@@ -4187,7 +4187,7 @@
           <w:szCs w:val="26"/>
           <w:lang w:val="vi-VN"/>
         </w:rPr>
-        <w:t>- Cung cấp đầy đủ thông tin</w:t>
+        <w:t xml:space="preserve">- Cung cấp đầy đủ thông tin</w:t>
       </w:r>
       <w:r>
         <w:rPr>
@@ -4216,7 +4216,7 @@
           <w:szCs w:val="26"/>
           <w:lang w:val="vi-VN"/>
         </w:rPr>
-        <w:t>Bên B</w:t>
+        <w:t xml:space="preserve">Bên B</w:t>
       </w:r>
       <w:r>
         <w:rPr>
@@ -4236,7 +4236,7 @@
           <w:szCs w:val="26"/>
           <w:lang w:val="vi-VN"/>
         </w:rPr>
-        <w:t>Bên B</w:t>
+        <w:t xml:space="preserve">Bên B</w:t>
       </w:r>
       <w:r>
         <w:rPr>
@@ -4255,7 +4255,7 @@
           <w:sz w:val="26"/>
           <w:szCs w:val="26"/>
         </w:rPr>
-        <w:t>cung ứng</w:t>
+        <w:t xml:space="preserve">cung ứng</w:t>
       </w:r>
       <w:r>
         <w:rPr>
@@ -4274,7 +4274,7 @@
           <w:szCs w:val="26"/>
           <w:lang w:val="vi-VN"/>
         </w:rPr>
-        <w:t>.</w:t>
+        <w:t xml:space="preserve">.</w:t>
       </w:r>
     </w:p>
     <w:p>
@@ -4301,7 +4301,7 @@
           <w:szCs w:val="26"/>
           <w:lang w:val="vi-VN"/>
         </w:rPr>
-        <w:t>-</w:t>
+        <w:t xml:space="preserve">-</w:t>
       </w:r>
       <w:r>
         <w:rPr>
@@ -4349,7 +4349,7 @@
           <w:sz w:val="26"/>
           <w:szCs w:val="26"/>
         </w:rPr>
-        <w:t>Bên B</w:t>
+        <w:t xml:space="preserve">Bên B</w:t>
       </w:r>
       <w:r>
         <w:rPr>
@@ -4405,7 +4405,7 @@
           <w:szCs w:val="26"/>
           <w:lang w:val="vi-VN"/>
         </w:rPr>
-        <w:t>Bên B</w:t>
+        <w:t xml:space="preserve">Bên B</w:t>
       </w:r>
       <w:r>
         <w:rPr>
@@ -4461,7 +4461,7 @@
           <w:sz w:val="26"/>
           <w:szCs w:val="26"/>
         </w:rPr>
-        <w:t>Bên B</w:t>
+        <w:t xml:space="preserve">Bên B</w:t>
       </w:r>
       <w:r>
         <w:rPr>
@@ -4504,7 +4504,7 @@
           <w:sz w:val="26"/>
           <w:szCs w:val="26"/>
         </w:rPr>
-        <w:t>phẩm nếu sản phẩm bị hư hỏng trong quá trình vận chuyển hoặc không đáp ứng tiêu chuẩn chất lượng được hai Bên thỏa thuận tại Hợp đồng này.</w:t>
+        <w:t xml:space="preserve">phẩm nếu sản phẩm bị hư hỏng trong quá trình vận chuyển hoặc không đáp ứng tiêu chuẩn chất lượng được hai Bên thỏa thuận tại Hợp đồng này.</w:t>
       </w:r>
     </w:p>
     <w:p>
@@ -4569,7 +4569,7 @@
           <w:szCs w:val="26"/>
           <w:lang w:val="vi-VN"/>
         </w:rPr>
-        <w:t>Bên B</w:t>
+        <w:t xml:space="preserve">Bên B</w:t>
       </w:r>
       <w:r>
         <w:rPr>
@@ -4581,7 +4581,7 @@
           <w:szCs w:val="26"/>
           <w:lang w:val="vi-VN"/>
         </w:rPr>
-        <w:t>:</w:t>
+        <w:t xml:space="preserve">:</w:t>
       </w:r>
       <w:r>
         <w:rPr>
@@ -4623,7 +4623,7 @@
           <w:szCs w:val="26"/>
           <w:lang w:val="pt-BR"/>
         </w:rPr>
-        <w:t>-</w:t>
+        <w:t xml:space="preserve">-</w:t>
       </w:r>
       <w:r>
         <w:rPr>
@@ -4645,7 +4645,7 @@
           <w:szCs w:val="26"/>
           <w:lang w:val="pt-BR"/>
         </w:rPr>
-        <w:t>Đảm bảo cung cấp</w:t>
+        <w:t xml:space="preserve">Đảm bảo cung cấp</w:t>
       </w:r>
       <w:r>
         <w:rPr>
@@ -4675,7 +4675,7 @@
           <w:szCs w:val="26"/>
           <w:lang w:val="pt-BR"/>
         </w:rPr>
-        <w:t>q</w:t>
+        <w:t xml:space="preserve">q</w:t>
       </w:r>
       <w:r>
         <w:rPr>
@@ -4695,7 +4695,7 @@
           <w:szCs w:val="26"/>
           <w:lang w:val="pt-BR"/>
         </w:rPr>
-        <w:t>.</w:t>
+        <w:t xml:space="preserve">.</w:t>
       </w:r>
     </w:p>
     <w:p>
@@ -4746,7 +4746,7 @@
           <w:szCs w:val="26"/>
           <w:lang w:val="pt-BR"/>
         </w:rPr>
-        <w:t>thực hiện gói thầu</w:t>
+        <w:t xml:space="preserve">thực hiện gói thầu</w:t>
       </w:r>
       <w:r>
         <w:rPr>
@@ -4776,7 +4776,7 @@
           <w:szCs w:val="26"/>
           <w:lang w:val="pt-BR"/>
         </w:rPr>
-        <w:t>i</w:t>
+        <w:t xml:space="preserve">i</w:t>
       </w:r>
       <w:r>
         <w:rPr>
@@ -4796,7 +4796,7 @@
           <w:szCs w:val="26"/>
           <w:lang w:val="pt-BR"/>
         </w:rPr>
-        <w:t>.</w:t>
+        <w:t xml:space="preserve">.</w:t>
       </w:r>
     </w:p>
     <w:p>
@@ -4843,7 +4843,7 @@
           <w:sz w:val="26"/>
           <w:szCs w:val="26"/>
         </w:rPr>
-        <w:t>yêu cầu</w:t>
+        <w:t xml:space="preserve">yêu cầu</w:t>
       </w:r>
       <w:r>
         <w:rPr>
@@ -4879,16 +4879,16 @@
           <w:sz w:val="26"/>
           <w:szCs w:val="26"/>
         </w:rPr>
-        <w:t>Bên A</w:t>
-      </w:r>
-      <w:r>
-        <w:rPr>
-          <w:rFonts w:ascii="Times New Roman" w:eastAsia="Times New Roman" w:hAnsi="Times New Roman" w:cs="Times New Roman"/>
-          <w:color w:val="000000" w:themeColor="text1"/>
-          <w:sz w:val="26"/>
-          <w:szCs w:val="26"/>
-        </w:rPr>
-        <w:t>.</w:t>
+        <w:t xml:space="preserve">Bên A</w:t>
+      </w:r>
+      <w:r>
+        <w:rPr>
+          <w:rFonts w:ascii="Times New Roman" w:eastAsia="Times New Roman" w:hAnsi="Times New Roman" w:cs="Times New Roman"/>
+          <w:color w:val="000000" w:themeColor="text1"/>
+          <w:sz w:val="26"/>
+          <w:szCs w:val="26"/>
+        </w:rPr>
+        <w:t xml:space="preserve">.</w:t>
       </w:r>
       <w:r>
         <w:rPr>
@@ -4944,7 +4944,7 @@
           <w:sz w:val="26"/>
           <w:szCs w:val="26"/>
         </w:rPr>
-        <w:t>Bên B</w:t>
+        <w:t xml:space="preserve">Bên B</w:t>
       </w:r>
       <w:r>
         <w:rPr>
@@ -4962,7 +4962,7 @@
           <w:sz w:val="26"/>
           <w:szCs w:val="26"/>
         </w:rPr>
-        <w:t>Bên B</w:t>
+        <w:t xml:space="preserve">Bên B</w:t>
       </w:r>
       <w:r>
         <w:rPr>
@@ -4980,7 +4980,7 @@
           <w:sz w:val="26"/>
           <w:szCs w:val="26"/>
         </w:rPr>
-        <w:t>Bên A</w:t>
+        <w:t xml:space="preserve">Bên A</w:t>
       </w:r>
       <w:r>
         <w:rPr>
@@ -4998,7 +4998,7 @@
           <w:sz w:val="26"/>
           <w:szCs w:val="26"/>
         </w:rPr>
-        <w:t>Bên A</w:t>
+        <w:t xml:space="preserve">Bên A</w:t>
       </w:r>
       <w:r>
         <w:rPr>
@@ -5053,7 +5053,7 @@
           <w:sz w:val="26"/>
           <w:szCs w:val="26"/>
         </w:rPr>
-        <w:t>Bên B</w:t>
+        <w:t xml:space="preserve">Bên B</w:t>
       </w:r>
       <w:r>
         <w:rPr>
@@ -5108,7 +5108,7 @@
           <w:sz w:val="26"/>
           <w:szCs w:val="26"/>
         </w:rPr>
-        <w:t>Bên A</w:t>
+        <w:t xml:space="preserve">Bên A</w:t>
       </w:r>
       <w:r>
         <w:rPr>
@@ -5154,7 +5154,7 @@
           <w:sz w:val="26"/>
           <w:szCs w:val="26"/>
         </w:rPr>
-        <w:t>Các quyền và nghĩa vụ khác theo quy định tại Hợp đồng này và quy định pháp luật có liên quan.</w:t>
+        <w:t xml:space="preserve">Các quyền và nghĩa vụ khác theo quy định tại Hợp đồng này và quy định pháp luật có liên quan.</w:t>
       </w:r>
     </w:p>
     <w:p>
@@ -5192,7 +5192,7 @@
           <w:sz w:val="26"/>
           <w:szCs w:val="26"/>
         </w:rPr>
-        <w:t>Bên A</w:t>
+        <w:t xml:space="preserve">Bên A</w:t>
       </w:r>
       <w:r>
         <w:rPr>
@@ -5210,7 +5210,7 @@
           <w:sz w:val="26"/>
           <w:szCs w:val="26"/>
         </w:rPr>
-        <w:t>Bên A</w:t>
+        <w:t xml:space="preserve">Bên A</w:t>
       </w:r>
       <w:r>
         <w:rPr>
@@ -5228,7 +5228,7 @@
           <w:sz w:val="26"/>
           <w:szCs w:val="26"/>
         </w:rPr>
-        <w:t>Bên A</w:t>
+        <w:t xml:space="preserve">Bên A</w:t>
       </w:r>
       <w:r>
         <w:rPr>
@@ -5246,7 +5246,7 @@
           <w:sz w:val="26"/>
           <w:szCs w:val="26"/>
         </w:rPr>
-        <w:t>Bên A</w:t>
+        <w:t xml:space="preserve">Bên A</w:t>
       </w:r>
       <w:r>
         <w:rPr>
@@ -5305,7 +5305,7 @@
           <w:szCs w:val="26"/>
           <w:lang w:val="pt-BR"/>
         </w:rPr>
-        <w:t>Bên A</w:t>
+        <w:t xml:space="preserve">Bên A</w:t>
       </w:r>
       <w:r>
         <w:rPr>
@@ -5363,7 +5363,7 @@
           <w:szCs w:val="26"/>
           <w:lang w:val="nl-NL"/>
         </w:rPr>
-        <w:t>. Hiệu chỉnh, bổ sung hợp đồng</w:t>
+        <w:t xml:space="preserve">. Hiệu chỉnh, bổ sung hợp đồng</w:t>
       </w:r>
       <w:r>
         <w:rPr>
@@ -5374,7 +5374,7 @@
           <w:szCs w:val="26"/>
           <w:lang w:val="nl-NL"/>
         </w:rPr>
-        <w:t>:</w:t>
+        <w:t xml:space="preserve">:</w:t>
       </w:r>
     </w:p>
     <w:p>
@@ -5432,17 +5432,17 @@
           <w:szCs w:val="26"/>
           <w:lang w:val="nl-NL"/>
         </w:rPr>
-        <w:t>gói thầu</w:t>
-      </w:r>
-      <w:r>
-        <w:rPr>
-          <w:rFonts w:ascii="Times New Roman" w:hAnsi="Times New Roman" w:cs="Times New Roman"/>
-          <w:color w:val="000000" w:themeColor="text1"/>
-          <w:sz w:val="26"/>
-          <w:szCs w:val="26"/>
-          <w:lang w:val="nl-NL"/>
-        </w:rPr>
-        <w:t>;</w:t>
+        <w:t xml:space="preserve">gói thầu</w:t>
+      </w:r>
+      <w:r>
+        <w:rPr>
+          <w:rFonts w:ascii="Times New Roman" w:hAnsi="Times New Roman" w:cs="Times New Roman"/>
+          <w:color w:val="000000" w:themeColor="text1"/>
+          <w:sz w:val="26"/>
+          <w:szCs w:val="26"/>
+          <w:lang w:val="nl-NL"/>
+        </w:rPr>
+        <w:t xml:space="preserve">;</w:t>
       </w:r>
     </w:p>
     <w:p>
@@ -5466,7 +5466,7 @@
           <w:szCs w:val="26"/>
           <w:lang w:val="nl-NL"/>
         </w:rPr>
-        <w:t>b) Phần việc phát sinh ngoài hợp đồng.</w:t>
+        <w:t xml:space="preserve">b) Phần việc phát sinh ngoài hợp đồng.</w:t>
       </w:r>
     </w:p>
     <w:p>
@@ -5500,7 +5500,7 @@
           <w:szCs w:val="26"/>
           <w:lang w:val="nl-NL"/>
         </w:rPr>
-        <w:t>Bên A</w:t>
+        <w:t xml:space="preserve">Bên A</w:t>
       </w:r>
       <w:r>
         <w:rPr>
@@ -5520,17 +5520,17 @@
           <w:szCs w:val="26"/>
           <w:lang w:val="nl-NL"/>
         </w:rPr>
-        <w:t>Bên B</w:t>
-      </w:r>
-      <w:r>
-        <w:rPr>
-          <w:rFonts w:ascii="Times New Roman" w:hAnsi="Times New Roman" w:cs="Times New Roman"/>
-          <w:color w:val="000000" w:themeColor="text1"/>
-          <w:sz w:val="26"/>
-          <w:szCs w:val="26"/>
-          <w:lang w:val="nl-NL"/>
-        </w:rPr>
-        <w:t xml:space="preserve"> sẽ tiến hành thảo thương để làm cơ sở ký kết phụ lục bổ sung hợp đồng trong trường hợp hiệu chỉnh, bổ sung hợp đồng.  </w:t>
+        <w:t xml:space="preserve">Bên B</w:t>
+      </w:r>
+      <w:r>
+        <w:rPr>
+          <w:rFonts w:ascii="Times New Roman" w:hAnsi="Times New Roman" w:cs="Times New Roman"/>
+          <w:color w:val="000000" w:themeColor="text1"/>
+          <w:sz w:val="26"/>
+          <w:szCs w:val="26"/>
+          <w:lang w:val="nl-NL"/>
+        </w:rPr>
+        <w:t xml:space="preserve"> sẽ tiến hành thảo thương để làm cơ sở ký kết phụ lục bổ sung hợp đồng trong trường hợp hiệu chỉnh, bổ sung hợp đồng. </w:t>
       </w:r>
     </w:p>
     <w:p>
@@ -5577,7 +5577,7 @@
           <w:szCs w:val="26"/>
           <w:lang w:val="nl-NL"/>
         </w:rPr>
-        <w:t>. Chấm dứt hợp đồng</w:t>
+        <w:t xml:space="preserve">. Chấm dứt hợp đồng</w:t>
       </w:r>
       <w:r>
         <w:rPr>
@@ -5588,7 +5588,7 @@
           <w:szCs w:val="26"/>
           <w:lang w:val="nl-NL"/>
         </w:rPr>
-        <w:t>:</w:t>
+        <w:t xml:space="preserve">:</w:t>
       </w:r>
     </w:p>
     <w:p>
@@ -5622,7 +5622,7 @@
           <w:szCs w:val="26"/>
           <w:lang w:val="nl-NL"/>
         </w:rPr>
-        <w:t>Bên A</w:t>
+        <w:t xml:space="preserve">Bên A</w:t>
       </w:r>
       <w:r>
         <w:rPr>
@@ -5642,7 +5642,7 @@
           <w:szCs w:val="26"/>
           <w:lang w:val="nl-NL"/>
         </w:rPr>
-        <w:t>Bên B</w:t>
+        <w:t xml:space="preserve">Bên B</w:t>
       </w:r>
       <w:r>
         <w:rPr>
@@ -5706,7 +5706,7 @@
           <w:szCs w:val="26"/>
           <w:lang w:val="nl-NL"/>
         </w:rPr>
-        <w:t>Bên B</w:t>
+        <w:t xml:space="preserve">Bên B</w:t>
       </w:r>
       <w:r>
         <w:rPr>
@@ -5726,7 +5726,7 @@
           <w:szCs w:val="26"/>
           <w:lang w:val="nl-NL"/>
         </w:rPr>
-        <w:t>Bên A</w:t>
+        <w:t xml:space="preserve">Bên A</w:t>
       </w:r>
       <w:r>
         <w:rPr>
@@ -5770,7 +5770,7 @@
           <w:szCs w:val="26"/>
           <w:lang w:val="nl-NL"/>
         </w:rPr>
-        <w:t>Bên B</w:t>
+        <w:t xml:space="preserve">Bên B</w:t>
       </w:r>
       <w:r>
         <w:rPr>
@@ -5814,7 +5814,7 @@
           <w:szCs w:val="26"/>
           <w:lang w:val="nl-NL"/>
         </w:rPr>
-        <w:t>Bên A</w:t>
+        <w:t xml:space="preserve">Bên A</w:t>
       </w:r>
       <w:r>
         <w:rPr>
@@ -5834,7 +5834,7 @@
           <w:szCs w:val="26"/>
           <w:lang w:val="nl-NL"/>
         </w:rPr>
-        <w:t>Bên A</w:t>
+        <w:t xml:space="preserve">Bên A</w:t>
       </w:r>
       <w:r>
         <w:rPr>
@@ -5854,7 +5854,7 @@
           <w:szCs w:val="26"/>
           <w:lang w:val="nl-NL"/>
         </w:rPr>
-        <w:t>Bên B</w:t>
+        <w:t xml:space="preserve">Bên B</w:t>
       </w:r>
       <w:r>
         <w:rPr>
@@ -5874,7 +5874,7 @@
           <w:szCs w:val="26"/>
           <w:lang w:val="nl-NL"/>
         </w:rPr>
-        <w:t>Bên B</w:t>
+        <w:t xml:space="preserve">Bên B</w:t>
       </w:r>
       <w:r>
         <w:rPr>
@@ -5894,7 +5894,7 @@
           <w:szCs w:val="26"/>
           <w:lang w:val="nl-NL"/>
         </w:rPr>
-        <w:t>Bên A</w:t>
+        <w:t xml:space="preserve">Bên A</w:t>
       </w:r>
       <w:r>
         <w:rPr>
@@ -5914,7 +5914,7 @@
           <w:szCs w:val="26"/>
           <w:lang w:val="nl-NL"/>
         </w:rPr>
-        <w:t>Bên B</w:t>
+        <w:t xml:space="preserve">Bên B</w:t>
       </w:r>
       <w:r>
         <w:rPr>
@@ -5958,7 +5958,7 @@
           <w:szCs w:val="26"/>
           <w:lang w:val="nl-NL"/>
         </w:rPr>
-        <w:t>Bên A</w:t>
+        <w:t xml:space="preserve">Bên A</w:t>
       </w:r>
       <w:r>
         <w:rPr>
@@ -5978,7 +5978,7 @@
           <w:szCs w:val="26"/>
           <w:lang w:val="nl-NL"/>
         </w:rPr>
-        <w:t>Bên A</w:t>
+        <w:t xml:space="preserve">Bên A</w:t>
       </w:r>
       <w:r>
         <w:rPr>
@@ -5998,7 +5998,7 @@
           <w:szCs w:val="26"/>
           <w:lang w:val="nl-NL"/>
         </w:rPr>
-        <w:t>Bên A</w:t>
+        <w:t xml:space="preserve">Bên A</w:t>
       </w:r>
       <w:r>
         <w:rPr>
@@ -6056,7 +6056,7 @@
           <w:szCs w:val="26"/>
           <w:lang w:val="nl-NL"/>
         </w:rPr>
-        <w:t>. Tính hợp lệ của hàng hoá:</w:t>
+        <w:t xml:space="preserve">. Tính hợp lệ của hàng hoá:</w:t>
       </w:r>
     </w:p>
     <w:p>
@@ -6080,7 +6080,7 @@
           <w:szCs w:val="26"/>
           <w:lang w:val="nl-NL"/>
         </w:rPr>
-        <w:t>Bên B</w:t>
+        <w:t xml:space="preserve">Bên B</w:t>
       </w:r>
       <w:r>
         <w:rPr>
@@ -6130,7 +6130,7 @@
           <w:szCs w:val="26"/>
           <w:lang w:val="pt-BR"/>
         </w:rPr>
-        <w:t>.</w:t>
+        <w:t xml:space="preserve">.</w:t>
       </w:r>
     </w:p>
     <w:p>
@@ -6178,7 +6178,7 @@
           <w:szCs w:val="26"/>
           <w:lang w:val="nl-NL"/>
         </w:rPr>
-        <w:t>. Cung cấp, vận chuyển, kiểm tra và thử nghiệm hàng hoá:</w:t>
+        <w:t xml:space="preserve">. Cung cấp, vận chuyển, kiểm tra và thử nghiệm hàng hoá:</w:t>
       </w:r>
     </w:p>
     <w:p>
@@ -6214,7 +6214,7 @@
           <w:szCs w:val="26"/>
           <w:lang w:val="nl-NL"/>
         </w:rPr>
-        <w:t>Bên B</w:t>
+        <w:t xml:space="preserve">Bên B</w:t>
       </w:r>
       <w:r>
         <w:rPr>
@@ -6235,7 +6235,7 @@
           <w:szCs w:val="26"/>
           <w:lang w:val="it-IT"/>
         </w:rPr>
-        <w:t>cung cấp hàng hóa có nguồn gốc xuất xứ rõ ràng, hợp pháp</w:t>
+        <w:t xml:space="preserve">cung cấp hàng hóa có nguồn gốc xuất xứ rõ ràng, hợp pháp</w:t>
       </w:r>
       <w:r>
         <w:rPr>
@@ -6272,7 +6272,7 @@
           <w:szCs w:val="26"/>
           <w:lang w:val="it-IT"/>
         </w:rPr>
-        <w:t>- Hàng hoá</w:t>
+        <w:t xml:space="preserve">- Hàng hoá</w:t>
       </w:r>
       <w:r>
         <w:rPr>
@@ -6321,7 +6321,7 @@
           <w:szCs w:val="26"/>
           <w:lang w:val="it-IT"/>
         </w:rPr>
-        <w:t>- Có tài liệu kỹ thuật hoặc Catalogue thể hiện đầy đủ thông số kỹ thuật, hướng dẫn sử dụng đối với các thiết bị chính và các giấy tờ</w:t>
+        <w:t xml:space="preserve">- Có tài liệu kỹ thuật hoặc Catalogue thể hiện đầy đủ thông số kỹ thuật, hướng dẫn sử dụng đối với các thiết bị chính và các giấy tờ</w:t>
       </w:r>
       <w:r>
         <w:rPr>
@@ -6371,7 +6371,7 @@
           <w:lang w:val="it-IT"/>
         </w:rPr>
         <w:lastRenderedPageBreak/>
-        <w:t>- Có tài liệu chứng minh rõ nguồn gốc, xuất xứ của hàng hoá theo quy định hiện hành.</w:t>
+        <w:t xml:space="preserve">- Có tài liệu chứng minh rõ nguồn gốc, xuất xứ của hàng hoá theo quy định hiện hành.</w:t>
       </w:r>
     </w:p>
     <w:p>
@@ -6405,7 +6405,7 @@
           <w:szCs w:val="26"/>
           <w:lang w:val="nl-NL"/>
         </w:rPr>
-        <w:t>Bên A</w:t>
+        <w:t xml:space="preserve">Bên A</w:t>
       </w:r>
       <w:r>
         <w:rPr>
@@ -6425,7 +6425,7 @@
           <w:szCs w:val="26"/>
           <w:lang w:val="nl-NL"/>
         </w:rPr>
-        <w:t>Bên A</w:t>
+        <w:t xml:space="preserve">Bên A</w:t>
       </w:r>
       <w:r>
         <w:rPr>
@@ -6445,7 +6445,7 @@
           <w:szCs w:val="26"/>
           <w:lang w:val="nl-NL"/>
         </w:rPr>
-        <w:t>Bên A</w:t>
+        <w:t xml:space="preserve">Bên A</w:t>
       </w:r>
       <w:r>
         <w:rPr>
@@ -6465,7 +6465,7 @@
           <w:szCs w:val="26"/>
           <w:lang w:val="nl-NL"/>
         </w:rPr>
-        <w:t>Bên A</w:t>
+        <w:t xml:space="preserve">Bên A</w:t>
       </w:r>
       <w:r>
         <w:rPr>
@@ -6485,7 +6485,7 @@
           <w:szCs w:val="26"/>
           <w:lang w:val="nl-NL"/>
         </w:rPr>
-        <w:t>Bên B</w:t>
+        <w:t xml:space="preserve">Bên B</w:t>
       </w:r>
       <w:r>
         <w:rPr>
@@ -6505,7 +6505,7 @@
           <w:szCs w:val="26"/>
           <w:lang w:val="nl-NL"/>
         </w:rPr>
-        <w:t>Bên B</w:t>
+        <w:t xml:space="preserve">Bên B</w:t>
       </w:r>
       <w:r>
         <w:rPr>
@@ -6525,7 +6525,7 @@
           <w:szCs w:val="26"/>
           <w:lang w:val="nl-NL"/>
         </w:rPr>
-        <w:t>Bên A</w:t>
+        <w:t xml:space="preserve">Bên A</w:t>
       </w:r>
       <w:r>
         <w:rPr>
@@ -6565,7 +6565,7 @@
           <w:szCs w:val="26"/>
           <w:lang w:val="nl-NL"/>
         </w:rPr>
-        <w:t>Bên B</w:t>
+        <w:t xml:space="preserve">Bên B</w:t>
       </w:r>
       <w:r>
         <w:rPr>
@@ -6585,7 +6585,7 @@
           <w:szCs w:val="26"/>
           <w:lang w:val="nl-NL"/>
         </w:rPr>
-        <w:t>Bên A</w:t>
+        <w:t xml:space="preserve">Bên A</w:t>
       </w:r>
       <w:r>
         <w:rPr>
@@ -6605,17 +6605,17 @@
           <w:szCs w:val="26"/>
           <w:lang w:val="nl-NL"/>
         </w:rPr>
-        <w:t>Bên B</w:t>
-      </w:r>
-      <w:r>
-        <w:rPr>
-          <w:rFonts w:ascii="Times New Roman" w:hAnsi="Times New Roman" w:cs="Times New Roman"/>
-          <w:color w:val="000000" w:themeColor="text1"/>
-          <w:sz w:val="26"/>
-          <w:szCs w:val="26"/>
-          <w:lang w:val="nl-NL"/>
-        </w:rPr>
-        <w:t>.</w:t>
+        <w:t xml:space="preserve">Bên B</w:t>
+      </w:r>
+      <w:r>
+        <w:rPr>
+          <w:rFonts w:ascii="Times New Roman" w:hAnsi="Times New Roman" w:cs="Times New Roman"/>
+          <w:color w:val="000000" w:themeColor="text1"/>
+          <w:sz w:val="26"/>
+          <w:szCs w:val="26"/>
+          <w:lang w:val="nl-NL"/>
+        </w:rPr>
+        <w:t xml:space="preserve">.</w:t>
       </w:r>
     </w:p>
     <w:p>
@@ -6649,7 +6649,7 @@
           <w:szCs w:val="26"/>
           <w:lang w:val="nl-NL"/>
         </w:rPr>
-        <w:t>T</w:t>
+        <w:t xml:space="preserve">T</w:t>
       </w:r>
       <w:r>
         <w:rPr>
@@ -6669,7 +6669,7 @@
           <w:szCs w:val="26"/>
           <w:lang w:val="nl-NL"/>
         </w:rPr>
-        <w:t>Đ</w:t>
+        <w:t xml:space="preserve">Đ</w:t>
       </w:r>
       <w:r>
         <w:rPr>
@@ -6679,7 +6679,7 @@
           <w:szCs w:val="26"/>
           <w:lang w:val="nl-NL"/>
         </w:rPr>
-        <w:t>a khoa tỉnh Phú Thọ</w:t>
+        <w:t xml:space="preserve">a khoa tỉnh Phú Thọ</w:t>
       </w:r>
       <w:r>
         <w:rPr>
@@ -6713,7 +6713,7 @@
           <w:sz w:val="26"/>
           <w:szCs w:val="26"/>
         </w:rPr>
-        <w:t>Đường Nguyễn Tất Thành, Phường Việt Trì, Tỉnh Phú Thọ)</w:t>
+        <w:t xml:space="preserve">Đường Nguyễn Tất Thành, Phường Việt Trì, Tỉnh Phú Thọ)</w:t>
       </w:r>
       <w:r>
         <w:rPr>
@@ -6723,7 +6723,7 @@
           <w:szCs w:val="26"/>
           <w:lang w:val="nl-NL"/>
         </w:rPr>
-        <w:t>.</w:t>
+        <w:t xml:space="preserve">.</w:t>
       </w:r>
     </w:p>
     <w:p>
@@ -6770,7 +6770,7 @@
           <w:szCs w:val="26"/>
           <w:lang w:val="nl-NL"/>
         </w:rPr>
-        <w:t>. Bảo hành:</w:t>
+        <w:t xml:space="preserve">. Bảo hành:</w:t>
       </w:r>
     </w:p>
     <w:p>
@@ -6796,7 +6796,7 @@
           <w:szCs w:val="26"/>
           <w:lang w:val="nl-NL"/>
         </w:rPr>
-        <w:t>Bên B</w:t>
+        <w:t xml:space="preserve">Bên B</w:t>
       </w:r>
       <w:r>
         <w:rPr>
@@ -6818,7 +6818,7 @@
           <w:szCs w:val="26"/>
           <w:lang w:val="nl-NL"/>
         </w:rPr>
-        <w:t>a</w:t>
+        <w:t xml:space="preserve">a</w:t>
       </w:r>
       <w:r>
         <w:rPr>
@@ -6851,7 +6851,7 @@
           <w:szCs w:val="26"/>
           <w:lang w:val="nl-NL"/>
         </w:rPr>
-        <w:t>t</w:t>
+        <w:t xml:space="preserve">t</w:t>
       </w:r>
       <w:r>
         <w:rPr>
@@ -6906,7 +6906,7 @@
           <w:szCs w:val="26"/>
           <w:lang w:val="nl-NL"/>
         </w:rPr>
-        <w:t>Bên A</w:t>
+        <w:t xml:space="preserve">Bên A</w:t>
       </w:r>
       <w:r>
         <w:rPr>
@@ -6917,7 +6917,7 @@
           <w:szCs w:val="26"/>
           <w:lang w:val="nl-NL"/>
         </w:rPr>
-        <w:t>.</w:t>
+        <w:t xml:space="preserve">.</w:t>
       </w:r>
       <w:r>
         <w:rPr>
@@ -6939,7 +6939,7 @@
           <w:szCs w:val="26"/>
           <w:lang w:val="nl-NL"/>
         </w:rPr>
-        <w:t>Bên B</w:t>
+        <w:t xml:space="preserve">Bên B</w:t>
       </w:r>
       <w:r>
         <w:rPr>
@@ -6994,16 +6994,16 @@
           <w:sz w:val="26"/>
           <w:szCs w:val="26"/>
         </w:rPr>
-        <w:t>: Sự kiện bất khả kháng</w:t>
-      </w:r>
-      <w:r>
-        <w:rPr>
-          <w:rFonts w:ascii="Times New Roman" w:eastAsia="Times New Roman" w:hAnsi="Times New Roman" w:cs="Times New Roman"/>
-          <w:color w:val="000000" w:themeColor="text1"/>
-          <w:sz w:val="26"/>
-          <w:szCs w:val="26"/>
-        </w:rPr>
-        <w:t xml:space="preserve">  </w:t>
+        <w:t xml:space="preserve">: Sự kiện bất khả kháng</w:t>
+      </w:r>
+      <w:r>
+        <w:rPr>
+          <w:rFonts w:ascii="Times New Roman" w:eastAsia="Times New Roman" w:hAnsi="Times New Roman" w:cs="Times New Roman"/>
+          <w:color w:val="000000" w:themeColor="text1"/>
+          <w:sz w:val="26"/>
+          <w:szCs w:val="26"/>
+        </w:rPr>
+        <w:t xml:space="preserve"> </w:t>
       </w:r>
     </w:p>
     <w:p>
@@ -7049,7 +7049,7 @@
           <w:sz w:val="26"/>
           <w:szCs w:val="26"/>
         </w:rPr>
-        <w:t>a) Do chiến tranh có tuyên chiến hoặc không tuyên chiến, bạo loạn, phiến loạn, khởi nghĩa, phá hoại hay rối loạn xã hội, đình công, bệnh dịch, hỏa hoạn, lũ lụt, động đất, bão tố, các thảm họa tự nhiên khác, tình trạng khẩn cấp quốc gia;</w:t>
+        <w:t xml:space="preserve">a) Do chiến tranh có tuyên chiến hoặc không tuyên chiến, bạo loạn, phiến loạn, khởi nghĩa, phá hoại hay rối loạn xã hội, đình công, bệnh dịch, hỏa hoạn, lũ lụt, động đất, bão tố, các thảm họa tự nhiên khác, tình trạng khẩn cấp quốc gia;</w:t>
       </w:r>
     </w:p>
     <w:p>
@@ -7072,7 +7072,7 @@
           <w:sz w:val="26"/>
           <w:szCs w:val="26"/>
         </w:rPr>
-        <w:t>b) Do thay đổi chính sách pháp luật của Nhà nước hoặc do phải thực hiện quy tắc, quy định, quyết định, lệnh hay chỉ thị của Cơ quan có thẩm quyền không do lỗi của các Bên;</w:t>
+        <w:t xml:space="preserve">b) Do thay đổi chính sách pháp luật của Nhà nước hoặc do phải thực hiện quy tắc, quy định, quyết định, lệnh hay chỉ thị của Cơ quan có thẩm quyền không do lỗi của các Bên;</w:t>
       </w:r>
     </w:p>
     <w:p>
@@ -7095,7 +7095,7 @@
           <w:sz w:val="26"/>
           <w:szCs w:val="26"/>
         </w:rPr>
-        <w:t>c) Các trường hợp khác do pháp luật quy định.</w:t>
+        <w:t xml:space="preserve">c) Các trường hợp khác do pháp luật quy định.</w:t>
       </w:r>
       <w:r>
         <w:rPr>
@@ -7146,7 +7146,7 @@
           <w:sz w:val="26"/>
           <w:szCs w:val="26"/>
         </w:rPr>
-        <w:t>nêu trên</w:t>
+        <w:t xml:space="preserve">nêu trên</w:t>
       </w:r>
       <w:r>
         <w:rPr>
@@ -7164,7 +7164,7 @@
           <w:sz w:val="26"/>
           <w:szCs w:val="26"/>
         </w:rPr>
-        <w:t>Bên B</w:t>
+        <w:t xml:space="preserve">Bên B</w:t>
       </w:r>
       <w:r>
         <w:rPr>
@@ -7182,16 +7182,16 @@
           <w:sz w:val="26"/>
           <w:szCs w:val="26"/>
         </w:rPr>
-        <w:t>Bên B</w:t>
-      </w:r>
-      <w:r>
-        <w:rPr>
-          <w:rFonts w:ascii="Times New Roman" w:eastAsia="Times New Roman" w:hAnsi="Times New Roman" w:cs="Times New Roman"/>
-          <w:color w:val="000000" w:themeColor="text1"/>
-          <w:sz w:val="26"/>
-          <w:szCs w:val="26"/>
-        </w:rPr>
-        <w:t>ị tác động của sự kiện bất khả kháng không thể thực hiện nghĩa vụ theo Hợp đồng này.</w:t>
+        <w:t xml:space="preserve">Bên B</w:t>
+      </w:r>
+      <w:r>
+        <w:rPr>
+          <w:rFonts w:ascii="Times New Roman" w:eastAsia="Times New Roman" w:hAnsi="Times New Roman" w:cs="Times New Roman"/>
+          <w:color w:val="000000" w:themeColor="text1"/>
+          <w:sz w:val="26"/>
+          <w:szCs w:val="26"/>
+        </w:rPr>
+        <w:t xml:space="preserve">ị tác động của sự kiện bất khả kháng không thể thực hiện nghĩa vụ theo Hợp đồng này.</w:t>
       </w:r>
     </w:p>
     <w:p>
@@ -7223,7 +7223,7 @@
           <w:sz w:val="26"/>
           <w:szCs w:val="26"/>
         </w:rPr>
-        <w:t>Bên B</w:t>
+        <w:t xml:space="preserve">Bên B</w:t>
       </w:r>
       <w:r>
         <w:rPr>
@@ -7241,7 +7241,7 @@
           <w:sz w:val="26"/>
           <w:szCs w:val="26"/>
         </w:rPr>
-        <w:t>Bên B</w:t>
+        <w:t xml:space="preserve">Bên B</w:t>
       </w:r>
       <w:r>
         <w:rPr>
@@ -7259,7 +7259,7 @@
           <w:sz w:val="26"/>
           <w:szCs w:val="26"/>
         </w:rPr>
-        <w:t>Bên B</w:t>
+        <w:t xml:space="preserve">Bên B</w:t>
       </w:r>
       <w:r>
         <w:rPr>
@@ -7278,7 +7278,7 @@
           <w:szCs w:val="26"/>
         </w:rPr>
         <w:lastRenderedPageBreak/>
-        <w:t xml:space="preserve">hiện nghĩa vụ của mình.  </w:t>
+        <w:t xml:space="preserve">hiện nghĩa vụ của mình. </w:t>
       </w:r>
     </w:p>
     <w:p>
@@ -7310,7 +7310,7 @@
           <w:sz w:val="26"/>
           <w:szCs w:val="26"/>
         </w:rPr>
-        <w:t>Bên B</w:t>
+        <w:t xml:space="preserve">Bên B</w:t>
       </w:r>
       <w:r>
         <w:rPr>
@@ -7366,7 +7366,7 @@
           <w:szCs w:val="26"/>
           <w:lang w:val="nl-NL"/>
         </w:rPr>
-        <w:t>. Giải quyết tranh chấp hợp đồng:</w:t>
+        <w:t xml:space="preserve">. Giải quyết tranh chấp hợp đồng:</w:t>
       </w:r>
     </w:p>
     <w:p>
@@ -7426,7 +7426,7 @@
           <w:szCs w:val="26"/>
           <w:lang w:val="es-ES"/>
         </w:rPr>
-        <w:t>n</w:t>
+        <w:t xml:space="preserve">n</w:t>
       </w:r>
       <w:r>
         <w:rPr>
@@ -7446,7 +7446,7 @@
           <w:szCs w:val="26"/>
           <w:lang w:val="es-ES"/>
         </w:rPr>
-        <w:t>t</w:t>
+        <w:t xml:space="preserve">t</w:t>
       </w:r>
       <w:r>
         <w:rPr>
@@ -7456,7 +7456,7 @@
           <w:szCs w:val="26"/>
           <w:lang w:val="es-ES"/>
         </w:rPr>
-        <w:t>ỉnh Phú Thọ. Phán quyết của Tòa án là điều kiện bắt buộc để hai bên thực hiện. Mọi chi phí xử lý tranh chấp sẽ do bên thua kiện thanh toán.</w:t>
+        <w:t xml:space="preserve">ỉnh Phú Thọ. Phán quyết của Tòa án là điều kiện bắt buộc để hai bên thực hiện. Mọi chi phí xử lý tranh chấp sẽ do bên thua kiện thanh toán.</w:t>
       </w:r>
     </w:p>
     <w:p>
@@ -7506,7 +7506,7 @@
           <w:szCs w:val="26"/>
           <w:lang w:val="nl-NL"/>
         </w:rPr>
-        <w:t>. Điều khoản chung:</w:t>
+        <w:t xml:space="preserve">. Điều khoản chung:</w:t>
       </w:r>
     </w:p>
     <w:p>
@@ -7530,7 +7530,7 @@
           <w:szCs w:val="26"/>
           <w:lang w:val="nl-NL"/>
         </w:rPr>
-        <w:t>Hợp đồng này cũng như tất cả các tài liệu, thông tin liên quan đến hợp đồng sẽ được các bên quản lý theo quy định hiện hành của nhà nước về bảo mật.</w:t>
+        <w:t xml:space="preserve">Hợp đồng này cũng như tất cả các tài liệu, thông tin liên quan đến hợp đồng sẽ được các bên quản lý theo quy định hiện hành của nhà nước về bảo mật.</w:t>
       </w:r>
     </w:p>
     <w:p>
@@ -7554,7 +7554,7 @@
           <w:szCs w:val="26"/>
           <w:lang w:val="nl-NL"/>
         </w:rPr>
-        <w:t>Hai bên cam kết thực hiện tốt các điều khoản đã thoả thuận trong hợp đồng.</w:t>
+        <w:t xml:space="preserve">Hai bên cam kết thực hiện tốt các điều khoản đã thoả thuận trong hợp đồng.</w:t>
       </w:r>
     </w:p>
     <w:p>
@@ -7602,7 +7602,7 @@
           <w:szCs w:val="26"/>
           <w:lang w:val="nl-NL"/>
         </w:rPr>
-        <w:t>. Hiệu lực hợp đồng:</w:t>
+        <w:t xml:space="preserve">. Hiệu lực hợp đồng:</w:t>
       </w:r>
     </w:p>
     <w:p>
@@ -7666,7 +7666,7 @@
           <w:szCs w:val="26"/>
           <w:lang w:val="nl-NL"/>
         </w:rPr>
-        <w:t>tiến hành</w:t>
+        <w:t xml:space="preserve">tiến hành</w:t>
       </w:r>
       <w:r>
         <w:rPr>
@@ -7784,7 +7784,7 @@
                 <w:sz w:val="26"/>
                 <w:szCs w:val="26"/>
               </w:rPr>
-              <w:t>BÊN A</w:t>
+              <w:t xml:space="preserve">BÊN A</w:t>
             </w:r>
           </w:p>
           <w:p>
@@ -7810,7 +7810,7 @@
                 <w:sz w:val="26"/>
                 <w:szCs w:val="26"/>
               </w:rPr>
-              <w:t>Giám đốc</w:t>
+              <w:t xml:space="preserve">Giám đốc</w:t>
             </w:r>
           </w:p>
           <w:p>
@@ -7878,7 +7878,7 @@
                 <w:sz w:val="26"/>
                 <w:szCs w:val="26"/>
               </w:rPr>
-              <w:t>BÊN B</w:t>
+              <w:t xml:space="preserve">BÊN B</w:t>
             </w:r>
           </w:p>
           <w:p>
@@ -7997,7 +7997,7 @@
                 <w:sz w:val="26"/>
                 <w:szCs w:val="26"/>
               </w:rPr>
-              <w:t>Lê Đình Thanh Sơn</w:t>
+              <w:t xml:space="preserve">Lê Đình Thanh Sơn</w:t>
             </w:r>
           </w:p>
         </w:tc>
@@ -8104,7 +8104,7 @@
           <w:szCs w:val="26"/>
         </w:rPr>
         <w:lastRenderedPageBreak/>
-        <w:t>PHỤ LỤC</w:t>
+        <w:t xml:space="preserve">PHỤ LỤC</w:t>
       </w:r>
       <w:r>
         <w:rPr>
@@ -8137,7 +8137,7 @@
           <w:sz w:val="26"/>
           <w:szCs w:val="26"/>
         </w:rPr>
-        <w:t>DANH SÁCH</w:t>
+        <w:t xml:space="preserve">DANH SÁCH</w:t>
       </w:r>
       <w:r>
         <w:rPr>
@@ -8173,7 +8173,7 @@
           <w:sz w:val="26"/>
           <w:szCs w:val="26"/>
         </w:rPr>
-        <w:t>(Kèm theo Hợp đồng số:</w:t>
+        <w:t xml:space="preserve">(Kèm theo Hợp đồng số:</w:t>
       </w:r>
       <w:r>
         <w:rPr>
@@ -8231,7 +8231,7 @@
           <w:sz w:val="26"/>
           <w:szCs w:val="26"/>
         </w:rPr>
-        <w:t>/</w:t>
+        <w:t xml:space="preserve">/</w:t>
       </w:r>
       <w:r>
         <w:rPr>
@@ -8255,7 +8255,7 @@
           <w:sz w:val="26"/>
           <w:szCs w:val="26"/>
         </w:rPr>
-        <w:t>/</w:t>
+        <w:t xml:space="preserve">/</w:t>
       </w:r>
       <w:r>
         <w:rPr>
@@ -8301,7 +8301,7 @@
           <w:sz w:val="26"/>
           <w:szCs w:val="26"/>
         </w:rPr>
-        <w:t>Đ</w:t>
+        <w:t xml:space="preserve">Đ</w:t>
       </w:r>
       <w:r>
         <w:rPr>
@@ -8312,7 +8312,7 @@
           <w:sz w:val="26"/>
           <w:szCs w:val="26"/>
         </w:rPr>
-        <w:t>a khoa tỉnh Phú Thọ</w:t>
+        <w:t xml:space="preserve">a khoa tỉnh Phú Thọ</w:t>
       </w:r>
       <w:r>
         <w:rPr>
@@ -8349,7 +8349,7 @@
           <w:szCs w:val="26"/>
           <w:lang w:val="sv-SE"/>
         </w:rPr>
-        <w:t>)</w:t>
+        <w:t xml:space="preserve">)</w:t>
       </w:r>
     </w:p>
     <w:p>
@@ -8431,7 +8431,7 @@
                 <w:sz w:val="24"/>
                 <w:szCs w:val="24"/>
               </w:rPr>
-              <w:t>STT</w:t>
+              <w:t xml:space="preserve">STT</w:t>
             </w:r>
           </w:p>
         </w:tc>
@@ -8471,7 +8471,7 @@
                 <w:sz w:val="24"/>
                 <w:szCs w:val="24"/>
               </w:rPr>
-              <w:t>Danh sách hàng hóa</w:t>
+              <w:t xml:space="preserve">Danh sách hàng hóa</w:t>
             </w:r>
           </w:p>
         </w:tc>
@@ -8511,7 +8511,7 @@
                 <w:sz w:val="24"/>
                 <w:szCs w:val="24"/>
               </w:rPr>
-              <w:t>Ký mã hiệu</w:t>
+              <w:t xml:space="preserve">Ký mã hiệu</w:t>
             </w:r>
           </w:p>
         </w:tc>
@@ -8551,7 +8551,7 @@
                 <w:sz w:val="24"/>
                 <w:szCs w:val="24"/>
               </w:rPr>
-              <w:t>Nhãn hiệu</w:t>
+              <w:t xml:space="preserve">Nhãn hiệu</w:t>
             </w:r>
           </w:p>
         </w:tc>
@@ -8591,7 +8591,7 @@
                 <w:sz w:val="24"/>
                 <w:szCs w:val="24"/>
               </w:rPr>
-              <w:t>Năm sản xuất</w:t>
+              <w:t xml:space="preserve">Năm sản xuất</w:t>
             </w:r>
           </w:p>
         </w:tc>
@@ -8631,7 +8631,7 @@
                 <w:sz w:val="24"/>
                 <w:szCs w:val="24"/>
               </w:rPr>
-              <w:t>Xuất xứ (quốc gia, vùng lãnh thổ)</w:t>
+              <w:t xml:space="preserve">Xuất xứ (quốc gia, vùng lãnh thổ)</w:t>
             </w:r>
           </w:p>
         </w:tc>
@@ -8671,7 +8671,7 @@
                 <w:sz w:val="24"/>
                 <w:szCs w:val="24"/>
               </w:rPr>
-              <w:t>Hãng sản xuất</w:t>
+              <w:t xml:space="preserve">Hãng sản xuất</w:t>
             </w:r>
           </w:p>
         </w:tc>
@@ -8711,7 +8711,7 @@
                 <w:sz w:val="24"/>
                 <w:szCs w:val="24"/>
               </w:rPr>
-              <w:t>Cấu hình, tính năng kỹ thuật cơ bản</w:t>
+              <w:t xml:space="preserve">Cấu hình, tính năng kỹ thuật cơ bản</w:t>
             </w:r>
           </w:p>
         </w:tc>
@@ -8751,7 +8751,7 @@
                 <w:sz w:val="24"/>
                 <w:szCs w:val="24"/>
               </w:rPr>
-              <w:t>Đơn vị tính</w:t>
+              <w:t xml:space="preserve">Đơn vị tính</w:t>
             </w:r>
           </w:p>
         </w:tc>
@@ -8791,7 +8791,7 @@
                 <w:sz w:val="24"/>
                 <w:szCs w:val="24"/>
               </w:rPr>
-              <w:t>Khối lượng</w:t>
+              <w:t xml:space="preserve">Khối lượng</w:t>
             </w:r>
           </w:p>
         </w:tc>
@@ -8857,7 +8857,7 @@
                 <w:sz w:val="24"/>
                 <w:szCs w:val="24"/>
               </w:rPr>
-              <w:t>(Đã bao gồm thuế VAT) (đồng)</w:t>
+              <w:t xml:space="preserve">(Đã bao gồm thuế VAT) (đồng)</w:t>
             </w:r>
           </w:p>
         </w:tc>
@@ -8923,7 +8923,7 @@
                 <w:sz w:val="24"/>
                 <w:szCs w:val="24"/>
               </w:rPr>
-              <w:t>(Đã bao gồm thuế VAT) (đồng)</w:t>
+              <w:t xml:space="preserve">(Đã bao gồm thuế VAT) (đồng)</w:t>
             </w:r>
           </w:p>
         </w:tc>
@@ -9990,7 +9990,7 @@
                 <w:sz w:val="24"/>
                 <w:szCs w:val="24"/>
               </w:rPr>
-              <w:t>TỔNG CỘNG</w:t>
+              <w:t xml:space="preserve">TỔNG CỘNG</w:t>
             </w:r>
           </w:p>
         </w:tc>
@@ -10170,7 +10170,7 @@
                 <w:sz w:val="26"/>
                 <w:szCs w:val="26"/>
               </w:rPr>
-              <w:t>BÊN A</w:t>
+              <w:t xml:space="preserve">BÊN A</w:t>
             </w:r>
           </w:p>
           <w:p>
@@ -10196,7 +10196,7 @@
                 <w:sz w:val="26"/>
                 <w:szCs w:val="26"/>
               </w:rPr>
-              <w:t>Giám đốc</w:t>
+              <w:t xml:space="preserve">Giám đốc</w:t>
             </w:r>
           </w:p>
           <w:p>
@@ -10285,7 +10285,7 @@
                 <w:sz w:val="26"/>
                 <w:szCs w:val="26"/>
               </w:rPr>
-              <w:t>BÊN B</w:t>
+              <w:t xml:space="preserve">BÊN B</w:t>
             </w:r>
           </w:p>
           <w:p>
@@ -10404,7 +10404,7 @@
                 <w:sz w:val="26"/>
                 <w:szCs w:val="26"/>
               </w:rPr>
-              <w:t>Lê Đình Thanh Sơn</w:t>
+              <w:t xml:space="preserve">Lê Đình Thanh Sơn</w:t>
             </w:r>
           </w:p>
         </w:tc>
@@ -10524,7 +10524,7 @@
           <w:sz w:val="26"/>
           <w:szCs w:val="26"/>
         </w:rPr>
-        <w:t>(Kèm theo Hợp đồng số:</w:t>
+        <w:t xml:space="preserve">(Kèm theo Hợp đồng số:</w:t>
       </w:r>
       <w:r>
         <w:rPr>
@@ -10569,7 +10569,7 @@
           <w:sz w:val="26"/>
           <w:szCs w:val="26"/>
         </w:rPr>
-        <w:t>Bệnh viện Đa khoa tỉnh Phú Thọ</w:t>
+        <w:t xml:space="preserve">Bệnh viện Đa khoa tỉnh Phú Thọ</w:t>
       </w:r>
       <w:r>
         <w:rPr>
@@ -10594,7 +10594,7 @@
           <w:szCs w:val="26"/>
           <w:lang w:val="sv-SE"/>
         </w:rPr>
-        <w:t>)</w:t>
+        <w:t xml:space="preserve">)</w:t>
       </w:r>
     </w:p>
     <w:p>
@@ -10681,7 +10681,7 @@
                 <w:sz w:val="24"/>
                 <w:szCs w:val="24"/>
               </w:rPr>
-              <w:t>STT</w:t>
+              <w:t xml:space="preserve">STT</w:t>
             </w:r>
           </w:p>
         </w:tc>
@@ -10715,7 +10715,7 @@
                 <w:sz w:val="24"/>
                 <w:szCs w:val="24"/>
               </w:rPr>
-              <w:t>Mô tả dịch vụ</w:t>
+              <w:t xml:space="preserve">Mô tả dịch vụ</w:t>
             </w:r>
           </w:p>
         </w:tc>
@@ -10748,7 +10748,7 @@
                 <w:sz w:val="24"/>
                 <w:szCs w:val="24"/>
               </w:rPr>
-              <w:t>Khối lượng</w:t>
+              <w:t xml:space="preserve">Khối lượng</w:t>
             </w:r>
           </w:p>
         </w:tc>
@@ -10781,7 +10781,7 @@
                 <w:sz w:val="24"/>
                 <w:szCs w:val="24"/>
               </w:rPr>
-              <w:t>Đơn vị tính</w:t>
+              <w:t xml:space="preserve">Đơn vị tính</w:t>
             </w:r>
           </w:p>
         </w:tc>
@@ -10814,7 +10814,7 @@
                 <w:sz w:val="24"/>
                 <w:szCs w:val="24"/>
               </w:rPr>
-              <w:t>Địa điểm thực hiện dịch vụ</w:t>
+              <w:t xml:space="preserve">Địa điểm thực hiện dịch vụ</w:t>
             </w:r>
           </w:p>
         </w:tc>
@@ -10847,7 +10847,7 @@
                 <w:sz w:val="24"/>
                 <w:szCs w:val="24"/>
               </w:rPr>
-              <w:t>Ngày hoàn thành dịch vụ</w:t>
+              <w:t xml:space="preserve">Ngày hoàn thành dịch vụ</w:t>
             </w:r>
           </w:p>
         </w:tc>
@@ -10907,7 +10907,7 @@
                 <w:sz w:val="24"/>
                 <w:szCs w:val="24"/>
               </w:rPr>
-              <w:t>(Đã bao gồm thuế VAT) (đồng)</w:t>
+              <w:t xml:space="preserve">(Đã bao gồm thuế VAT) (đồng)</w:t>
             </w:r>
           </w:p>
         </w:tc>
@@ -10967,7 +10967,7 @@
                 <w:sz w:val="24"/>
                 <w:szCs w:val="24"/>
               </w:rPr>
-              <w:t>(Đã bao gồm thuế VAT) (đồng)</w:t>
+              <w:t xml:space="preserve">(Đã bao gồm thuế VAT) (đồng)</w:t>
             </w:r>
           </w:p>
         </w:tc>
@@ -11575,7 +11575,7 @@
                 <w:sz w:val="24"/>
                 <w:szCs w:val="24"/>
               </w:rPr>
-              <w:t>TỔNG CỘNG</w:t>
+              <w:t xml:space="preserve">TỔNG CỘNG</w:t>
             </w:r>
           </w:p>
         </w:tc>
@@ -11727,7 +11727,7 @@
                 <w:sz w:val="26"/>
                 <w:szCs w:val="26"/>
               </w:rPr>
-              <w:t>BÊN A</w:t>
+              <w:t xml:space="preserve">BÊN A</w:t>
             </w:r>
           </w:p>
           <w:p>
@@ -11753,7 +11753,7 @@
                 <w:sz w:val="26"/>
                 <w:szCs w:val="26"/>
               </w:rPr>
-              <w:t>Giám đốc</w:t>
+              <w:t xml:space="preserve">Giám đốc</w:t>
             </w:r>
           </w:p>
           <w:p>
@@ -11821,7 +11821,7 @@
                 <w:sz w:val="26"/>
                 <w:szCs w:val="26"/>
               </w:rPr>
-              <w:t>BÊN B</w:t>
+              <w:t xml:space="preserve">BÊN B</w:t>
             </w:r>
           </w:p>
           <w:p>
@@ -11940,7 +11940,7 @@
                 <w:sz w:val="26"/>
                 <w:szCs w:val="26"/>
               </w:rPr>
-              <w:t>Lê Đình Thanh Sơn</w:t>
+              <w:t xml:space="preserve">Lê Đình Thanh Sơn</w:t>
             </w:r>
           </w:p>
         </w:tc>
@@ -12020,7 +12020,7 @@
           <w:szCs w:val="26"/>
           <w:lang w:val="nl-NL"/>
         </w:rPr>
-        <w:t xml:space="preserve">      </w:t>
+        <w:t xml:space="preserve"> </w:t>
       </w:r>
       <w:r>
         <w:rPr>
@@ -12033,7 +12033,7 @@
           <w:highlight w:val="yellow"/>
           <w:lang w:val="x-none" w:eastAsia="x-none"/>
         </w:rPr>
-        <w:t>* Ghi chú: Nếu không có dịch vụ liên quan thì xoá bảng này</w:t>
+        <w:t xml:space="preserve">* Ghi chú: Nếu không có dịch vụ liên quan thì xoá bảng này</w:t>
       </w:r>
     </w:p>
     <w:bookmarkEnd w:id="4"/>
@@ -12064,7 +12064,7 @@
           <w:lang w:val="nl-NL"/>
         </w:rPr>
         <w:lastRenderedPageBreak/>
-        <w:t xml:space="preserve">                    </w:t>
+        <w:t xml:space="preserve"> </w:t>
       </w:r>
       <w:r>
         <w:rPr>
